--- a/labs/lab13/relatorio.docx
+++ b/labs/lab13/relatorio.docx
@@ -60,6 +60,40 @@
         <w:t xml:space="preserve">подсистем</w:t>
       </w:r>
     </w:p>
+    <w:p>
+      <w:pPr>
+        <w:pStyle w:val="Author"/>
+      </w:pPr>
+      <w:r>
+        <w:t xml:space="preserve">Пакавира</w:t>
+      </w:r>
+      <w:r>
+        <w:t xml:space="preserve"> </w:t>
+      </w:r>
+      <w:r>
+        <w:t xml:space="preserve">Арсениу</w:t>
+      </w:r>
+      <w:r>
+        <w:t xml:space="preserve"> </w:t>
+      </w:r>
+      <w:r>
+        <w:t xml:space="preserve">Висенте</w:t>
+      </w:r>
+      <w:r>
+        <w:t xml:space="preserve"> </w:t>
+      </w:r>
+      <w:r>
+        <w:t xml:space="preserve">Луиш</w:t>
+      </w:r>
+    </w:p>
+    <w:p>
+      <w:pPr>
+        <w:pStyle w:val="Date"/>
+      </w:pPr>
+      <w:r>
+        <w:t xml:space="preserve">2025</w:t>
+      </w:r>
+    </w:p>
     <w:bookmarkStart w:id="20" w:name="цель-работы"/>
     <w:p>
       <w:pPr>
@@ -74,11 +108,11 @@
         <w:pStyle w:val="FirstParagraph"/>
       </w:pPr>
       <w:r>
-        <w:t xml:space="preserve">Приобретение практических навыков по конфигурированию SMTP-сервера в части настройки аутентификации.</w:t>
+        <w:t xml:space="preserve">Целью данной работы является приобретение навыков настройки сервера NFS для удалённого доступа к ресурсам.</w:t>
       </w:r>
     </w:p>
     <w:bookmarkEnd w:id="20"/>
-    <w:bookmarkStart w:id="69" w:name="выполнение-лабораторной-работы"/>
+    <w:bookmarkStart w:id="86" w:name="выполнение-лабораторной-работы"/>
     <w:p>
       <w:pPr>
         <w:pStyle w:val="Heading1"/>
@@ -87,13 +121,13 @@
         <w:t xml:space="preserve">Выполнение лабораторной работы</w:t>
       </w:r>
     </w:p>
-    <w:bookmarkStart w:id="37" w:name="настройка-lmtp-в-dovecote"/>
+    <w:bookmarkStart w:id="23" w:name="установка-nfs-на-сервере"/>
     <w:p>
       <w:pPr>
         <w:pStyle w:val="Heading2"/>
       </w:pPr>
       <w:r>
-        <w:t xml:space="preserve">Настройка LMTP в Dovecote</w:t>
+        <w:t xml:space="preserve">Установка NFS на сервере</w:t>
       </w:r>
     </w:p>
     <w:p>
@@ -101,40 +135,16 @@
         <w:pStyle w:val="FirstParagraph"/>
       </w:pPr>
       <w:r>
-        <w:t xml:space="preserve">Вход в систему выполнен под пользователем с последующим переходом в режим суперпользователя с помощью команды</w:t>
+        <w:t xml:space="preserve">На сервере установим необходимое программное обеспечение nfs-utils (рис.</w:t>
       </w:r>
       <w:r>
         <w:t xml:space="preserve"> </w:t>
       </w:r>
       <w:r>
-        <w:rPr>
-          <w:rStyle w:val="VerbatimChar"/>
-        </w:rPr>
-        <w:t xml:space="preserve">sudo -i</w:t>
-      </w:r>
-      <w:r>
-        <w:t xml:space="preserve">, что подтверждается приглашением</w:t>
-      </w:r>
-      <w:r>
-        <w:t xml:space="preserve"> </w:t>
-      </w:r>
-      <w:r>
-        <w:rPr>
-          <w:rStyle w:val="VerbatimChar"/>
-        </w:rPr>
-        <w:t xml:space="preserve">root@server</w:t>
-      </w:r>
-      <w:r>
-        <w:t xml:space="preserve"> </w:t>
-      </w:r>
-      <w:r>
-        <w:t xml:space="preserve">(</w:t>
-      </w:r>
-      <w:r>
-        <w:t xml:space="preserve">[рис. @fig-1]</w:t>
-      </w:r>
-      <w:r>
-        <w:t xml:space="preserve">). Это обеспечивает права для изменения конфигурации почтовых служб.</w:t>
+        <w:t xml:space="preserve">@fig-1</w:t>
+      </w:r>
+      <w:r>
+        <w:t xml:space="preserve">):</w:t>
       </w:r>
     </w:p>
     <w:p>
@@ -147,7 +157,7 @@
           <wp:inline>
             <wp:extent cx="5334000" cy="1793067"/>
             <wp:effectExtent b="0" l="0" r="0" t="0"/>
-            <wp:docPr descr="Переход в режим суперпользователя и мониторинг журнала maillog" title="" id="1" name="Picture"/>
+            <wp:docPr descr="Установка nfs-utils на сервере." title="" id="1" name="Picture"/>
             <a:graphic>
               <a:graphicData uri="http://schemas.openxmlformats.org/drawingml/2006/picture">
                 <pic:pic>
@@ -191,87 +201,47 @@
         <w:pStyle w:val="ImageCaption"/>
       </w:pPr>
       <w:r>
-        <w:t xml:space="preserve">Переход в режим суперпользователя и мониторинг журнала maillog</w:t>
-      </w:r>
-    </w:p>
-    <w:p>
-      <w:pPr>
-        <w:pStyle w:val="BodyText"/>
-      </w:pPr>
-      <w:r>
-        <w:t xml:space="preserve">В дополнительном терминале запущен мониторинг журнала почтовой службы командой</w:t>
+        <w:t xml:space="preserve">Установка nfs-utils на сервере.</w:t>
+      </w:r>
+    </w:p>
+    <w:bookmarkEnd w:id="23"/>
+    <w:bookmarkStart w:id="26" w:name="создание-корневого-каталога-nfs"/>
+    <w:p>
+      <w:pPr>
+        <w:pStyle w:val="Heading2"/>
+      </w:pPr>
+      <w:r>
+        <w:t xml:space="preserve">Создание корневого каталога NFS</w:t>
+      </w:r>
+    </w:p>
+    <w:p>
+      <w:pPr>
+        <w:pStyle w:val="FirstParagraph"/>
+      </w:pPr>
+      <w:r>
+        <w:t xml:space="preserve">На сервере создадим каталог, который предполагается сделать доступным всем пользователям сети (корень дерева NFS) (рис.</w:t>
       </w:r>
       <w:r>
         <w:t xml:space="preserve"> </w:t>
       </w:r>
       <w:r>
-        <w:rPr>
-          <w:rStyle w:val="VerbatimChar"/>
-        </w:rPr>
-        <w:t xml:space="preserve">tail -f /var/log/maillog</w:t>
-      </w:r>
-      <w:r>
-        <w:t xml:space="preserve">, что позволяет в реальном времени отслеживать события Postfix и Dovecot, включая запуск демонов и обработку соединений (</w:t>
-      </w:r>
-      <w:r>
-        <w:t xml:space="preserve">[рис. @fig-1]</w:t>
-      </w:r>
-      <w:r>
-        <w:t xml:space="preserve">).</w:t>
-      </w:r>
-    </w:p>
-    <w:p>
-      <w:pPr>
-        <w:pStyle w:val="BodyText"/>
-      </w:pPr>
-      <w:r>
-        <w:t xml:space="preserve">В конфигурационном файле</w:t>
-      </w:r>
-      <w:r>
-        <w:t xml:space="preserve"> </w:t>
-      </w:r>
-      <w:r>
-        <w:rPr>
-          <w:rStyle w:val="VerbatimChar"/>
-        </w:rPr>
-        <w:t xml:space="preserve">/etc/dovecot/dovecot.conf</w:t>
-      </w:r>
-      <w:r>
-        <w:t xml:space="preserve"> </w:t>
-      </w:r>
-      <w:r>
-        <w:t xml:space="preserve">в список обслуживаемых протоколов добавлен протокол LMTP посредством строки</w:t>
-      </w:r>
-      <w:r>
-        <w:t xml:space="preserve"> </w:t>
-      </w:r>
-      <w:r>
-        <w:rPr>
-          <w:rStyle w:val="VerbatimChar"/>
-        </w:rPr>
-        <w:t xml:space="preserve">protocols = imap pop3 lmtp</w:t>
-      </w:r>
-      <w:r>
-        <w:t xml:space="preserve">, что расширяет функциональность Dovecot для работы с LMTP (</w:t>
-      </w:r>
-      <w:r>
-        <w:t xml:space="preserve">[рис. @fig-2]</w:t>
-      </w:r>
-      <w:r>
-        <w:t xml:space="preserve">).</w:t>
+        <w:t xml:space="preserve">@fig-2</w:t>
+      </w:r>
+      <w:r>
+        <w:t xml:space="preserve">):</w:t>
       </w:r>
     </w:p>
     <w:p>
       <w:pPr>
         <w:pStyle w:val="CaptionedFigure"/>
       </w:pPr>
-      <w:bookmarkStart w:id="24" w:name="fig-2"/>
+      <w:bookmarkStart w:id="25" w:name="fig-2"/>
       <w:r>
         <w:drawing>
           <wp:inline>
             <wp:extent cx="5334000" cy="509085"/>
             <wp:effectExtent b="0" l="0" r="0" t="0"/>
-            <wp:docPr descr="Добавление протокола lmtp в конфигурации Dovecot" title="" id="1" name="Picture"/>
+            <wp:docPr descr="Создание корневого каталога NFS." title="" id="1" name="Picture"/>
             <a:graphic>
               <a:graphicData uri="http://schemas.openxmlformats.org/drawingml/2006/picture">
                 <pic:pic>
@@ -282,7 +252,7 @@
                     </pic:cNvPicPr>
                   </pic:nvPicPr>
                   <pic:blipFill>
-                    <a:blip r:embed="rId23"/>
+                    <a:blip r:embed="rId24"/>
                     <a:stretch>
                       <a:fillRect/>
                     </a:stretch>
@@ -308,119 +278,54 @@
           </wp:inline>
         </w:drawing>
       </w:r>
-      <w:bookmarkEnd w:id="24"/>
+      <w:bookmarkEnd w:id="25"/>
     </w:p>
     <w:p>
       <w:pPr>
         <w:pStyle w:val="ImageCaption"/>
       </w:pPr>
       <w:r>
-        <w:t xml:space="preserve">Добавление протокола lmtp в конфигурации Dovecot</w:t>
-      </w:r>
-    </w:p>
-    <w:p>
-      <w:pPr>
-        <w:pStyle w:val="BodyText"/>
-      </w:pPr>
-      <w:r>
-        <w:t xml:space="preserve">В файле</w:t>
+        <w:t xml:space="preserve">Создание корневого каталога NFS.</w:t>
+      </w:r>
+    </w:p>
+    <w:bookmarkEnd w:id="26"/>
+    <w:bookmarkStart w:id="29" w:name="настройка-экспорта-каталога"/>
+    <w:p>
+      <w:pPr>
+        <w:pStyle w:val="Heading2"/>
+      </w:pPr>
+      <w:r>
+        <w:t xml:space="preserve">Настройка экспорта каталога</w:t>
+      </w:r>
+    </w:p>
+    <w:p>
+      <w:pPr>
+        <w:pStyle w:val="FirstParagraph"/>
+      </w:pPr>
+      <w:r>
+        <w:t xml:space="preserve">В файле /etc/exports пропишем подключаемый через NFS общий каталог с доступом только на чтение (рис.</w:t>
       </w:r>
       <w:r>
         <w:t xml:space="preserve"> </w:t>
       </w:r>
       <w:r>
-        <w:rPr>
-          <w:rStyle w:val="VerbatimChar"/>
-        </w:rPr>
-        <w:t xml:space="preserve">/etc/dovecot/conf.d/10-master.conf</w:t>
-      </w:r>
-      <w:r>
-        <w:t xml:space="preserve"> </w:t>
-      </w:r>
-      <w:r>
-        <w:t xml:space="preserve">выполнена настройка сервиса</w:t>
-      </w:r>
-      <w:r>
-        <w:t xml:space="preserve"> </w:t>
-      </w:r>
-      <w:r>
-        <w:rPr>
-          <w:rStyle w:val="VerbatimChar"/>
-        </w:rPr>
-        <w:t xml:space="preserve">lmtp</w:t>
-      </w:r>
-      <w:r>
-        <w:t xml:space="preserve">, где определён unix-сокет</w:t>
-      </w:r>
-      <w:r>
-        <w:t xml:space="preserve"> </w:t>
-      </w:r>
-      <w:r>
-        <w:rPr>
-          <w:rStyle w:val="VerbatimChar"/>
-        </w:rPr>
-        <w:t xml:space="preserve">/var/spool/postfix/private/dovecot-lmtp</w:t>
-      </w:r>
-      <w:r>
-        <w:t xml:space="preserve"> </w:t>
-      </w:r>
-      <w:r>
-        <w:t xml:space="preserve">с параметрами доступа</w:t>
-      </w:r>
-      <w:r>
-        <w:t xml:space="preserve"> </w:t>
-      </w:r>
-      <w:r>
-        <w:rPr>
-          <w:rStyle w:val="VerbatimChar"/>
-        </w:rPr>
-        <w:t xml:space="preserve">user = postfix</w:t>
-      </w:r>
-      <w:r>
-        <w:t xml:space="preserve">,</w:t>
-      </w:r>
-      <w:r>
-        <w:t xml:space="preserve"> </w:t>
-      </w:r>
-      <w:r>
-        <w:rPr>
-          <w:rStyle w:val="VerbatimChar"/>
-        </w:rPr>
-        <w:t xml:space="preserve">group = postfix</w:t>
-      </w:r>
-      <w:r>
-        <w:t xml:space="preserve">,</w:t>
-      </w:r>
-      <w:r>
-        <w:t xml:space="preserve"> </w:t>
-      </w:r>
-      <w:r>
-        <w:rPr>
-          <w:rStyle w:val="VerbatimChar"/>
-        </w:rPr>
-        <w:t xml:space="preserve">mode = 0600</w:t>
-      </w:r>
-      <w:r>
-        <w:t xml:space="preserve">, обеспечивающими взаимодействие Dovecot с Postfix через локальный сокет (</w:t>
-      </w:r>
-      <w:r>
-        <w:t xml:space="preserve">[рис. @fig-3]</w:t>
-      </w:r>
-      <w:r>
-        <w:t xml:space="preserve">).</w:t>
+        <w:t xml:space="preserve">@fig-3</w:t>
+      </w:r>
+      <w:r>
+        <w:t xml:space="preserve">):</w:t>
       </w:r>
     </w:p>
     <w:p>
       <w:pPr>
         <w:pStyle w:val="CaptionedFigure"/>
       </w:pPr>
-      <w:bookmarkStart w:id="26" w:name="fig-3"/>
+      <w:bookmarkStart w:id="28" w:name="fig-3"/>
       <w:r>
         <w:drawing>
           <wp:inline>
             <wp:extent cx="5334000" cy="1170754"/>
             <wp:effectExtent b="0" l="0" r="0" t="0"/>
-            <wp:docPr descr="Настройка сервиса lmtp и unix-сокета для взаимодействия с Postfix" title="" id="1" name="Picture"/>
+            <wp:docPr descr="Настройка экспорта каталога в /etc/exports." title="" id="1" name="Picture"/>
             <a:graphic>
               <a:graphicData uri="http://schemas.openxmlformats.org/drawingml/2006/picture">
                 <pic:pic>
@@ -431,7 +336,7 @@
                     </pic:cNvPicPr>
                   </pic:nvPicPr>
                   <pic:blipFill>
-                    <a:blip r:embed="rId25"/>
+                    <a:blip r:embed="rId27"/>
                     <a:stretch>
                       <a:fillRect/>
                     </a:stretch>
@@ -457,68 +362,54 @@
           </wp:inline>
         </w:drawing>
       </w:r>
-      <w:bookmarkEnd w:id="26"/>
+      <w:bookmarkEnd w:id="28"/>
     </w:p>
     <w:p>
       <w:pPr>
         <w:pStyle w:val="ImageCaption"/>
       </w:pPr>
       <w:r>
-        <w:t xml:space="preserve">Настройка сервиса lmtp и unix-сокета для взаимодействия с Postfix</w:t>
-      </w:r>
-    </w:p>
-    <w:p>
-      <w:pPr>
-        <w:pStyle w:val="BodyText"/>
-      </w:pPr>
-      <w:r>
-        <w:t xml:space="preserve">В конфигурации Postfix параметр</w:t>
+        <w:t xml:space="preserve">Настройка экспорта каталога в /etc/exports.</w:t>
+      </w:r>
+    </w:p>
+    <w:bookmarkEnd w:id="29"/>
+    <w:bookmarkStart w:id="32" w:name="настройка-selinux-и-запуск-сервера"/>
+    <w:p>
+      <w:pPr>
+        <w:pStyle w:val="Heading2"/>
+      </w:pPr>
+      <w:r>
+        <w:t xml:space="preserve">Настройка SELinux и запуск сервера</w:t>
+      </w:r>
+    </w:p>
+    <w:p>
+      <w:pPr>
+        <w:pStyle w:val="FirstParagraph"/>
+      </w:pPr>
+      <w:r>
+        <w:t xml:space="preserve">Для общего каталога зададим контекст безопасности NFS, применим изменённую настройку SELinux, запустим сервер NFS и настроим межсетевой экран (рис.</w:t>
       </w:r>
       <w:r>
         <w:t xml:space="preserve"> </w:t>
       </w:r>
       <w:r>
-        <w:rPr>
-          <w:rStyle w:val="VerbatimChar"/>
-        </w:rPr>
-        <w:t xml:space="preserve">mailbox_transport</w:t>
-      </w:r>
-      <w:r>
-        <w:t xml:space="preserve"> </w:t>
-      </w:r>
-      <w:r>
-        <w:t xml:space="preserve">переопред7елён командой</w:t>
-      </w:r>
-      <w:r>
-        <w:t xml:space="preserve"> </w:t>
-      </w:r>
-      <w:r>
-        <w:rPr>
-          <w:rStyle w:val="VerbatimChar"/>
-        </w:rPr>
-        <w:t xml:space="preserve">postconf -e 'mailbox_transport = lmtp:unix:private/dovecot-lmtp'</w:t>
-      </w:r>
-      <w:r>
-        <w:t xml:space="preserve">, что направляет доставку почты через unix-сокет Dovecot вместо прямой локальной доставки (</w:t>
-      </w:r>
-      <w:r>
-        <w:t xml:space="preserve">[рис. @fig-4]</w:t>
-      </w:r>
-      <w:r>
-        <w:t xml:space="preserve">).</w:t>
+        <w:t xml:space="preserve">@fig-4</w:t>
+      </w:r>
+      <w:r>
+        <w:t xml:space="preserve">):</w:t>
       </w:r>
     </w:p>
     <w:p>
       <w:pPr>
         <w:pStyle w:val="CaptionedFigure"/>
       </w:pPr>
-      <w:bookmarkStart w:id="28" w:name="fig-4"/>
+      <w:bookmarkStart w:id="31" w:name="fig-4"/>
       <w:r>
         <w:drawing>
           <wp:inline>
             <wp:extent cx="5334000" cy="1582465"/>
             <wp:effectExtent b="0" l="0" r="0" t="0"/>
-            <wp:docPr descr="Переопределение mailbox_transport в Postfix" title="" id="1" name="Picture"/>
+            <wp:docPr descr="Настройка SELinux, запуск NFS и конфигурация межсетевого экрана." title="" id="1" name="Picture"/>
             <a:graphic>
               <a:graphicData uri="http://schemas.openxmlformats.org/drawingml/2006/picture">
                 <pic:pic>
@@ -529,7 +420,7 @@
                     </pic:cNvPicPr>
                   </pic:nvPicPr>
                   <pic:blipFill>
-                    <a:blip r:embed="rId27"/>
+                    <a:blip r:embed="rId30"/>
                     <a:stretch>
                       <a:fillRect/>
                     </a:stretch>
@@ -555,68 +446,54 @@
           </wp:inline>
         </w:drawing>
       </w:r>
-      <w:bookmarkEnd w:id="28"/>
+      <w:bookmarkEnd w:id="31"/>
     </w:p>
     <w:p>
       <w:pPr>
         <w:pStyle w:val="ImageCaption"/>
       </w:pPr>
       <w:r>
-        <w:t xml:space="preserve">Переопределение mailbox_transport в Postfix</w:t>
-      </w:r>
-    </w:p>
-    <w:p>
-      <w:pPr>
-        <w:pStyle w:val="BodyText"/>
-      </w:pPr>
-      <w:r>
-        <w:t xml:space="preserve">В файле</w:t>
+        <w:t xml:space="preserve">Настройка SELinux, запуск NFS и конфигурация межсетевого экрана.</w:t>
+      </w:r>
+    </w:p>
+    <w:bookmarkEnd w:id="32"/>
+    <w:bookmarkStart w:id="35" w:name="установка-nfs-на-клиенте"/>
+    <w:p>
+      <w:pPr>
+        <w:pStyle w:val="Heading2"/>
+      </w:pPr>
+      <w:r>
+        <w:t xml:space="preserve">Установка NFS на клиенте</w:t>
+      </w:r>
+    </w:p>
+    <w:p>
+      <w:pPr>
+        <w:pStyle w:val="FirstParagraph"/>
+      </w:pPr>
+      <w:r>
+        <w:t xml:space="preserve">На клиенте установим необходимое для работы NFS программное обеспечение (рис.</w:t>
       </w:r>
       <w:r>
         <w:t xml:space="preserve"> </w:t>
       </w:r>
       <w:r>
-        <w:rPr>
-          <w:rStyle w:val="VerbatimChar"/>
-        </w:rPr>
-        <w:t xml:space="preserve">/etc/dovecot/conf.d/10-auth.conf</w:t>
-      </w:r>
-      <w:r>
-        <w:t xml:space="preserve"> </w:t>
-      </w:r>
-      <w:r>
-        <w:t xml:space="preserve">установлен формат имени пользователя</w:t>
-      </w:r>
-      <w:r>
-        <w:t xml:space="preserve"> </w:t>
-      </w:r>
-      <w:r>
-        <w:rPr>
-          <w:rStyle w:val="VerbatimChar"/>
-        </w:rPr>
-        <w:t xml:space="preserve">auth_username_format = %Ln</w:t>
-      </w:r>
-      <w:r>
-        <w:t xml:space="preserve">, что обеспечивает аутентификацию по логину без доменной части (</w:t>
-      </w:r>
-      <w:r>
-        <w:t xml:space="preserve">[рис. @fig-5]</w:t>
-      </w:r>
-      <w:r>
-        <w:t xml:space="preserve">).</w:t>
+        <w:t xml:space="preserve">@fig-5</w:t>
+      </w:r>
+      <w:r>
+        <w:t xml:space="preserve">):</w:t>
       </w:r>
     </w:p>
     <w:p>
       <w:pPr>
         <w:pStyle w:val="CaptionedFigure"/>
       </w:pPr>
-      <w:bookmarkStart w:id="30" w:name="fig-5"/>
+      <w:bookmarkStart w:id="34" w:name="fig-5"/>
       <w:r>
         <w:drawing>
           <wp:inline>
             <wp:extent cx="4856309" cy="437989"/>
             <wp:effectExtent b="0" l="0" r="0" t="0"/>
-            <wp:docPr descr="Настройка формата имени пользователя в Dovecot" title="" id="1" name="Picture"/>
+            <wp:docPr descr="Установка nfs-utils на клиенте." title="" id="1" name="Picture"/>
             <a:graphic>
               <a:graphicData uri="http://schemas.openxmlformats.org/drawingml/2006/picture">
                 <pic:pic>
@@ -627,7 +504,7 @@
                     </pic:cNvPicPr>
                   </pic:nvPicPr>
                   <pic:blipFill>
-                    <a:blip r:embed="rId29"/>
+                    <a:blip r:embed="rId33"/>
                     <a:stretch>
                       <a:fillRect/>
                     </a:stretch>
@@ -653,98 +530,54 @@
           </wp:inline>
         </w:drawing>
       </w:r>
-      <w:bookmarkEnd w:id="30"/>
+      <w:bookmarkEnd w:id="34"/>
     </w:p>
     <w:p>
       <w:pPr>
         <w:pStyle w:val="ImageCaption"/>
       </w:pPr>
       <w:r>
-        <w:t xml:space="preserve">Настройка формата имени пользователя в Dovecot</w:t>
-      </w:r>
-    </w:p>
-    <w:p>
-      <w:pPr>
-        <w:pStyle w:val="BodyText"/>
-      </w:pPr>
-      <w:r>
-        <w:t xml:space="preserve">После внесения изменений выполнен перезапуск служб</w:t>
+        <w:t xml:space="preserve">Установка nfs-utils на клиенте.</w:t>
+      </w:r>
+    </w:p>
+    <w:bookmarkEnd w:id="35"/>
+    <w:bookmarkStart w:id="38" w:name="просмотр-удалённых-ресурсов"/>
+    <w:p>
+      <w:pPr>
+        <w:pStyle w:val="Heading2"/>
+      </w:pPr>
+      <w:r>
+        <w:t xml:space="preserve">Просмотр удалённых ресурсов</w:t>
+      </w:r>
+    </w:p>
+    <w:p>
+      <w:pPr>
+        <w:pStyle w:val="FirstParagraph"/>
+      </w:pPr>
+      <w:r>
+        <w:t xml:space="preserve">На клиенте попробуем посмотреть имеющиеся подмонтированные удалённые ресурсы (рис.</w:t>
       </w:r>
       <w:r>
         <w:t xml:space="preserve"> </w:t>
       </w:r>
       <w:r>
-        <w:rPr>
-          <w:rStyle w:val="VerbatimChar"/>
-        </w:rPr>
-        <w:t xml:space="preserve">postfix</w:t>
-      </w:r>
-      <w:r>
-        <w:t xml:space="preserve"> </w:t>
-      </w:r>
-      <w:r>
-        <w:t xml:space="preserve">и</w:t>
-      </w:r>
-      <w:r>
-        <w:t xml:space="preserve"> </w:t>
-      </w:r>
-      <w:r>
-        <w:rPr>
-          <w:rStyle w:val="VerbatimChar"/>
-        </w:rPr>
-        <w:t xml:space="preserve">dovecot</w:t>
-      </w:r>
-      <w:r>
-        <w:t xml:space="preserve"> </w:t>
-      </w:r>
-      <w:r>
-        <w:t xml:space="preserve">командами</w:t>
-      </w:r>
-      <w:r>
-        <w:t xml:space="preserve"> </w:t>
-      </w:r>
-      <w:r>
-        <w:rPr>
-          <w:rStyle w:val="VerbatimChar"/>
-        </w:rPr>
-        <w:t xml:space="preserve">systemctl restart postfix</w:t>
-      </w:r>
-      <w:r>
-        <w:t xml:space="preserve"> </w:t>
-      </w:r>
-      <w:r>
-        <w:t xml:space="preserve">и</w:t>
-      </w:r>
-      <w:r>
-        <w:t xml:space="preserve"> </w:t>
-      </w:r>
-      <w:r>
-        <w:rPr>
-          <w:rStyle w:val="VerbatimChar"/>
-        </w:rPr>
-        <w:t xml:space="preserve">systemctl restart dovecot</w:t>
-      </w:r>
-      <w:r>
-        <w:t xml:space="preserve">, что активирует обновлённые параметры конфигурации (</w:t>
-      </w:r>
-      <w:r>
-        <w:t xml:space="preserve">[рис. @fig-6]</w:t>
-      </w:r>
-      <w:r>
-        <w:t xml:space="preserve">).</w:t>
+        <w:t xml:space="preserve">@fig-6</w:t>
+      </w:r>
+      <w:r>
+        <w:t xml:space="preserve">):</w:t>
       </w:r>
     </w:p>
     <w:p>
       <w:pPr>
         <w:pStyle w:val="CaptionedFigure"/>
       </w:pPr>
-      <w:bookmarkStart w:id="32" w:name="fig-6"/>
+      <w:bookmarkStart w:id="37" w:name="fig-6"/>
       <w:r>
         <w:drawing>
           <wp:inline>
             <wp:extent cx="5334000" cy="482883"/>
             <wp:effectExtent b="0" l="0" r="0" t="0"/>
-            <wp:docPr descr="Перезапуск служб Postfix и Dovecot" title="" id="1" name="Picture"/>
+            <wp:docPr descr="Просмотр удалённых ресурсов на клиенте." title="" id="1" name="Picture"/>
             <a:graphic>
               <a:graphicData uri="http://schemas.openxmlformats.org/drawingml/2006/picture">
                 <pic:pic>
@@ -755,7 +588,7 @@
                     </pic:cNvPicPr>
                   </pic:nvPicPr>
                   <pic:blipFill>
-                    <a:blip r:embed="rId31"/>
+                    <a:blip r:embed="rId36"/>
                     <a:stretch>
                       <a:fillRect/>
                     </a:stretch>
@@ -781,53 +614,138 @@
           </wp:inline>
         </w:drawing>
       </w:r>
-      <w:bookmarkEnd w:id="32"/>
+      <w:bookmarkEnd w:id="37"/>
     </w:p>
     <w:p>
       <w:pPr>
         <w:pStyle w:val="ImageCaption"/>
       </w:pPr>
       <w:r>
-        <w:t xml:space="preserve">Перезапуск служб Postfix и Dovecot</w:t>
-      </w:r>
-    </w:p>
-    <w:p>
-      <w:pPr>
-        <w:pStyle w:val="BodyText"/>
-      </w:pPr>
-      <w:r>
-        <w:t xml:space="preserve">С клиента отправлено тестовое письмо командой</w:t>
+        <w:t xml:space="preserve">Просмотр удалённых ресурсов на клиенте.</w:t>
+      </w:r>
+    </w:p>
+    <w:bookmarkEnd w:id="38"/>
+    <w:bookmarkStart w:id="41" w:name="остановка-межсетевого-экрана"/>
+    <w:p>
+      <w:pPr>
+        <w:pStyle w:val="Heading2"/>
+      </w:pPr>
+      <w:r>
+        <w:t xml:space="preserve">Остановка межсетевого экрана</w:t>
+      </w:r>
+    </w:p>
+    <w:p>
+      <w:pPr>
+        <w:pStyle w:val="FirstParagraph"/>
+      </w:pPr>
+      <w:r>
+        <w:t xml:space="preserve">Попробуем на сервере остановить сервис межсетевого экрана (рис.</w:t>
       </w:r>
       <w:r>
         <w:t xml:space="preserve"> </w:t>
       </w:r>
       <w:r>
-        <w:rPr>
-          <w:rStyle w:val="VerbatimChar"/>
-        </w:rPr>
-        <w:t xml:space="preserve">echo .| mail -s "LMTP test" alkamal@alkamal.net</w:t>
-      </w:r>
-      <w:r>
-        <w:t xml:space="preserve">, что инициирует передачу сообщения через SMTP на сервер (</w:t>
-      </w:r>
-      <w:r>
-        <w:t xml:space="preserve">[рис. @fig-8]</w:t>
-      </w:r>
-      <w:r>
-        <w:t xml:space="preserve">).</w:t>
+        <w:t xml:space="preserve">@fig-7</w:t>
+      </w:r>
+      <w:r>
+        <w:t xml:space="preserve">):</w:t>
       </w:r>
     </w:p>
     <w:p>
       <w:pPr>
         <w:pStyle w:val="CaptionedFigure"/>
       </w:pPr>
-      <w:bookmarkStart w:id="34" w:name="fig-8"/>
+      <w:bookmarkStart w:id="40" w:name="fig-7"/>
+      <w:r>
+        <w:drawing>
+          <wp:inline>
+            <wp:extent cx="5334000" cy="293901"/>
+            <wp:effectExtent b="0" l="0" r="0" t="0"/>
+            <wp:docPr descr="Остановка межсетевого экрана на сервере." title="" id="1" name="Picture"/>
+            <a:graphic>
+              <a:graphicData uri="http://schemas.openxmlformats.org/drawingml/2006/picture">
+                <pic:pic>
+                  <pic:nvPicPr>
+                    <pic:cNvPr descr="image/7.png" id="0" name="Picture"/>
+                    <pic:cNvPicPr>
+                      <a:picLocks noChangeArrowheads="1" noChangeAspect="1"/>
+                    </pic:cNvPicPr>
+                  </pic:nvPicPr>
+                  <pic:blipFill>
+                    <a:blip r:embed="rId39"/>
+                    <a:stretch>
+                      <a:fillRect/>
+                    </a:stretch>
+                  </pic:blipFill>
+                  <pic:spPr bwMode="auto">
+                    <a:xfrm>
+                      <a:off x="0" y="0"/>
+                      <a:ext cx="5334000" cy="293901"/>
+                    </a:xfrm>
+                    <a:prstGeom prst="rect">
+                      <a:avLst/>
+                    </a:prstGeom>
+                    <a:noFill/>
+                    <a:ln w="9525">
+                      <a:noFill/>
+                      <a:headEnd/>
+                      <a:tailEnd/>
+                    </a:ln>
+                  </pic:spPr>
+                </pic:pic>
+              </a:graphicData>
+            </a:graphic>
+          </wp:inline>
+        </w:drawing>
+      </w:r>
+      <w:bookmarkEnd w:id="40"/>
+    </w:p>
+    <w:p>
+      <w:pPr>
+        <w:pStyle w:val="ImageCaption"/>
+      </w:pPr>
+      <w:r>
+        <w:t xml:space="preserve">Остановка межсетевого экрана на сервере.</w:t>
+      </w:r>
+    </w:p>
+    <w:bookmarkEnd w:id="41"/>
+    <w:bookmarkStart w:id="44" w:name="запуск-межсетевого-экрана"/>
+    <w:p>
+      <w:pPr>
+        <w:pStyle w:val="Heading2"/>
+      </w:pPr>
+      <w:r>
+        <w:t xml:space="preserve">Запуск межсетевого экрана</w:t>
+      </w:r>
+    </w:p>
+    <w:p>
+      <w:pPr>
+        <w:pStyle w:val="FirstParagraph"/>
+      </w:pPr>
+      <w:r>
+        <w:t xml:space="preserve">На сервере запустим сервис межсетевого экрана (рис.</w:t>
+      </w:r>
+      <w:r>
+        <w:t xml:space="preserve"> </w:t>
+      </w:r>
+      <w:r>
+        <w:t xml:space="preserve">@fig-8</w:t>
+      </w:r>
+      <w:r>
+        <w:t xml:space="preserve">):</w:t>
+      </w:r>
+    </w:p>
+    <w:p>
+      <w:pPr>
+        <w:pStyle w:val="CaptionedFigure"/>
+      </w:pPr>
+      <w:bookmarkStart w:id="43" w:name="fig-8"/>
       <w:r>
         <w:drawing>
           <wp:inline>
             <wp:extent cx="5334000" cy="2271416"/>
             <wp:effectExtent b="0" l="0" r="0" t="0"/>
-            <wp:docPr descr="Отправка тестового письма с клиента" title="" id="1" name="Picture"/>
+            <wp:docPr descr="Запуск межсетевого экрана на сервере." title="" id="1" name="Picture"/>
             <a:graphic>
               <a:graphicData uri="http://schemas.openxmlformats.org/drawingml/2006/picture">
                 <pic:pic>
@@ -838,7 +756,7 @@
                     </pic:cNvPicPr>
                   </pic:nvPicPr>
                   <pic:blipFill>
-                    <a:blip r:embed="rId33"/>
+                    <a:blip r:embed="rId42"/>
                     <a:stretch>
                       <a:fillRect/>
                     </a:stretch>
@@ -864,68 +782,63 @@
           </wp:inline>
         </w:drawing>
       </w:r>
-      <w:bookmarkEnd w:id="34"/>
+      <w:bookmarkEnd w:id="43"/>
     </w:p>
     <w:p>
       <w:pPr>
         <w:pStyle w:val="ImageCaption"/>
       </w:pPr>
       <w:r>
-        <w:t xml:space="preserve">Отправка тестового письма с клиента</w:t>
-      </w:r>
-    </w:p>
-    <w:p>
-      <w:pPr>
-        <w:pStyle w:val="BodyText"/>
-      </w:pPr>
-      <w:r>
-        <w:t xml:space="preserve">На сервере выполнена проверка почтового ящика пользователя с использованием переменной</w:t>
+        <w:t xml:space="preserve">Запуск межсетевого экрана на сервере.</w:t>
+      </w:r>
+    </w:p>
+    <w:bookmarkEnd w:id="44"/>
+    <w:bookmarkStart w:id="49" w:name="просмотр-служб-nfs"/>
+    <w:p>
+      <w:pPr>
+        <w:pStyle w:val="Heading2"/>
+      </w:pPr>
+      <w:r>
+        <w:t xml:space="preserve">Просмотр служб NFS</w:t>
+      </w:r>
+    </w:p>
+    <w:p>
+      <w:pPr>
+        <w:pStyle w:val="FirstParagraph"/>
+      </w:pPr>
+      <w:r>
+        <w:t xml:space="preserve">На сервере посмотрим, какие службы задействованы при удалённом монтировании (TCP и UDP) (рис.</w:t>
       </w:r>
       <w:r>
         <w:t xml:space="preserve"> </w:t>
       </w:r>
       <w:r>
-        <w:rPr>
-          <w:rStyle w:val="VerbatimChar"/>
-        </w:rPr>
-        <w:t xml:space="preserve">MAIL=~/Maildir/</w:t>
+        <w:t xml:space="preserve">@fig-9</w:t>
+      </w:r>
+      <w:r>
+        <w:t xml:space="preserve">,</w:t>
       </w:r>
       <w:r>
         <w:t xml:space="preserve"> </w:t>
       </w:r>
       <w:r>
-        <w:t xml:space="preserve">и команды</w:t>
-      </w:r>
-      <w:r>
-        <w:t xml:space="preserve"> </w:t>
-      </w:r>
-      <w:r>
-        <w:rPr>
-          <w:rStyle w:val="VerbatimChar"/>
-        </w:rPr>
-        <w:t xml:space="preserve">mail</w:t>
-      </w:r>
-      <w:r>
-        <w:t xml:space="preserve">. В списке сообщений отображается письмо с темой «LMTP test», что подтверждает корректную доставку через LMTP в каталог Maildir (</w:t>
-      </w:r>
-      <w:r>
-        <w:t xml:space="preserve">[рис. @fig-9]</w:t>
-      </w:r>
-      <w:r>
-        <w:t xml:space="preserve">).</w:t>
+        <w:t xml:space="preserve">@fig-10</w:t>
+      </w:r>
+      <w:r>
+        <w:t xml:space="preserve">):</w:t>
       </w:r>
     </w:p>
     <w:p>
       <w:pPr>
         <w:pStyle w:val="CaptionedFigure"/>
       </w:pPr>
-      <w:bookmarkStart w:id="36" w:name="fig-9"/>
+      <w:bookmarkStart w:id="46" w:name="fig-9"/>
       <w:r>
         <w:drawing>
           <wp:inline>
             <wp:extent cx="5009989" cy="691563"/>
             <wp:effectExtent b="0" l="0" r="0" t="0"/>
-            <wp:docPr descr="Просмотр содержимого Maildir и подтверждение доставки письма" title="" id="1" name="Picture"/>
+            <wp:docPr descr="Просмотр служб NFS (TCP)." title="" id="1" name="Picture"/>
             <a:graphic>
               <a:graphicData uri="http://schemas.openxmlformats.org/drawingml/2006/picture">
                 <pic:pic>
@@ -936,7 +849,7 @@
                     </pic:cNvPicPr>
                   </pic:nvPicPr>
                   <pic:blipFill>
-                    <a:blip r:embed="rId35"/>
+                    <a:blip r:embed="rId45"/>
                     <a:stretch>
                       <a:fillRect/>
                     </a:stretch>
@@ -962,171 +875,27 @@
           </wp:inline>
         </w:drawing>
       </w:r>
-      <w:bookmarkEnd w:id="36"/>
+      <w:bookmarkEnd w:id="46"/>
     </w:p>
     <w:p>
       <w:pPr>
         <w:pStyle w:val="ImageCaption"/>
       </w:pPr>
       <w:r>
-        <w:t xml:space="preserve">Просмотр содержимого Maildir и подтверждение доставки письма</w:t>
-      </w:r>
-    </w:p>
-    <w:bookmarkEnd w:id="37"/>
-    <w:bookmarkStart w:id="50" w:name="настройка-smtp-аутентификации"/>
-    <w:p>
-      <w:pPr>
-        <w:pStyle w:val="Heading2"/>
-      </w:pPr>
-      <w:r>
-        <w:t xml:space="preserve">Настройка SMTP-аутентификации</w:t>
-      </w:r>
-    </w:p>
-    <w:p>
-      <w:pPr>
-        <w:pStyle w:val="FirstParagraph"/>
-      </w:pPr>
-      <w:r>
-        <w:t xml:space="preserve">В файле</w:t>
-      </w:r>
-      <w:r>
-        <w:t xml:space="preserve"> </w:t>
-      </w:r>
-      <w:r>
-        <w:rPr>
-          <w:rStyle w:val="VerbatimChar"/>
-        </w:rPr>
-        <w:t xml:space="preserve">/etc/dovecot/conf.d/10-master.conf</w:t>
-      </w:r>
-      <w:r>
-        <w:t xml:space="preserve"> </w:t>
-      </w:r>
-      <w:r>
-        <w:t xml:space="preserve">определена служба аутентификации</w:t>
-      </w:r>
-      <w:r>
-        <w:t xml:space="preserve"> </w:t>
-      </w:r>
-      <w:r>
-        <w:rPr>
-          <w:rStyle w:val="VerbatimChar"/>
-        </w:rPr>
-        <w:t xml:space="preserve">service auth</w:t>
-      </w:r>
-      <w:r>
-        <w:t xml:space="preserve">, в которой задан unix-сокет</w:t>
-      </w:r>
-      <w:r>
-        <w:t xml:space="preserve"> </w:t>
-      </w:r>
-      <w:r>
-        <w:rPr>
-          <w:rStyle w:val="VerbatimChar"/>
-        </w:rPr>
-        <w:t xml:space="preserve">/var/spool/postfix/private/auth</w:t>
-      </w:r>
-      <w:r>
-        <w:t xml:space="preserve"> </w:t>
-      </w:r>
-      <w:r>
-        <w:t xml:space="preserve">с параметрами</w:t>
-      </w:r>
-      <w:r>
-        <w:t xml:space="preserve"> </w:t>
-      </w:r>
-      <w:r>
-        <w:rPr>
-          <w:rStyle w:val="VerbatimChar"/>
-        </w:rPr>
-        <w:t xml:space="preserve">user = postfix</w:t>
-      </w:r>
-      <w:r>
-        <w:t xml:space="preserve">,</w:t>
-      </w:r>
-      <w:r>
-        <w:t xml:space="preserve"> </w:t>
-      </w:r>
-      <w:r>
-        <w:rPr>
-          <w:rStyle w:val="VerbatimChar"/>
-        </w:rPr>
-        <w:t xml:space="preserve">group = postfix</w:t>
-      </w:r>
-      <w:r>
-        <w:t xml:space="preserve">,</w:t>
-      </w:r>
-      <w:r>
-        <w:t xml:space="preserve"> </w:t>
-      </w:r>
-      <w:r>
-        <w:rPr>
-          <w:rStyle w:val="VerbatimChar"/>
-        </w:rPr>
-        <w:t xml:space="preserve">mode = 0660</w:t>
-      </w:r>
-      <w:r>
-        <w:t xml:space="preserve">. Это обеспечивает доступ Postfix к механизму SASL-аутентификации Dovecot через локальный сокет. Дополнительно определён</w:t>
-      </w:r>
-      <w:r>
-        <w:t xml:space="preserve"> </w:t>
-      </w:r>
-      <w:r>
-        <w:rPr>
-          <w:rStyle w:val="VerbatimChar"/>
-        </w:rPr>
-        <w:t xml:space="preserve">unix_listener auth-userdb</w:t>
-      </w:r>
-      <w:r>
-        <w:t xml:space="preserve"> </w:t>
-      </w:r>
-      <w:r>
-        <w:t xml:space="preserve">с правами</w:t>
-      </w:r>
-      <w:r>
-        <w:t xml:space="preserve"> </w:t>
-      </w:r>
-      <w:r>
-        <w:rPr>
-          <w:rStyle w:val="VerbatimChar"/>
-        </w:rPr>
-        <w:t xml:space="preserve">mode = 0600</w:t>
-      </w:r>
-      <w:r>
-        <w:t xml:space="preserve"> </w:t>
-      </w:r>
-      <w:r>
-        <w:t xml:space="preserve">и пользователем</w:t>
-      </w:r>
-      <w:r>
-        <w:t xml:space="preserve"> </w:t>
-      </w:r>
-      <w:r>
-        <w:rPr>
-          <w:rStyle w:val="VerbatimChar"/>
-        </w:rPr>
-        <w:t xml:space="preserve">dovecot</w:t>
-      </w:r>
-      <w:r>
-        <w:t xml:space="preserve">, что ограничивает доступ к базе пользователей процессом Dovecot (</w:t>
-      </w:r>
-      <w:r>
-        <w:t xml:space="preserve">[рис. @fig-10]</w:t>
-      </w:r>
-      <w:r>
-        <w:t xml:space="preserve">).</w:t>
+        <w:t xml:space="preserve">Просмотр служб NFS (TCP).</w:t>
       </w:r>
     </w:p>
     <w:p>
       <w:pPr>
         <w:pStyle w:val="CaptionedFigure"/>
       </w:pPr>
-      <w:bookmarkStart w:id="39" w:name="fig-10"/>
+      <w:bookmarkStart w:id="48" w:name="fig-10"/>
       <w:r>
         <w:drawing>
           <wp:inline>
             <wp:extent cx="5334000" cy="1941534"/>
             <wp:effectExtent b="0" l="0" r="0" t="0"/>
-            <wp:docPr descr="Определение службы аутентификации service auth в Dovecot" title="" id="1" name="Picture"/>
+            <wp:docPr descr="Просмотр служб NFS (UDP)." title="" id="1" name="Picture"/>
             <a:graphic>
               <a:graphicData uri="http://schemas.openxmlformats.org/drawingml/2006/picture">
                 <pic:pic>
@@ -1137,7 +906,7 @@
                     </pic:cNvPicPr>
                   </pic:nvPicPr>
                   <pic:blipFill>
-                    <a:blip r:embed="rId38"/>
+                    <a:blip r:embed="rId47"/>
                     <a:stretch>
                       <a:fillRect/>
                     </a:stretch>
@@ -1163,98 +932,54 @@
           </wp:inline>
         </w:drawing>
       </w:r>
-      <w:bookmarkEnd w:id="39"/>
+      <w:bookmarkEnd w:id="48"/>
     </w:p>
     <w:p>
       <w:pPr>
         <w:pStyle w:val="ImageCaption"/>
       </w:pPr>
       <w:r>
-        <w:t xml:space="preserve">Определение службы аутентификации service auth в Dovecot</w:t>
-      </w:r>
-    </w:p>
-    <w:p>
-      <w:pPr>
-        <w:pStyle w:val="BodyText"/>
-      </w:pPr>
-      <w:r>
-        <w:t xml:space="preserve">В Postfix задан тип SASL-аутентификации</w:t>
+        <w:t xml:space="preserve">Просмотр служб NFS (UDP).</w:t>
+      </w:r>
+    </w:p>
+    <w:bookmarkEnd w:id="49"/>
+    <w:bookmarkStart w:id="52" w:name="добавление-служб-в-межсетевой-экран"/>
+    <w:p>
+      <w:pPr>
+        <w:pStyle w:val="Heading2"/>
+      </w:pPr>
+      <w:r>
+        <w:t xml:space="preserve">Добавление служб в межсетевой экран</w:t>
+      </w:r>
+    </w:p>
+    <w:p>
+      <w:pPr>
+        <w:pStyle w:val="FirstParagraph"/>
+      </w:pPr>
+      <w:r>
+        <w:t xml:space="preserve">Добавим службы rpc-bind и mountd в настройки межсетевого экрана на сервере (рис.</w:t>
       </w:r>
       <w:r>
         <w:t xml:space="preserve"> </w:t>
       </w:r>
       <w:r>
-        <w:rPr>
-          <w:rStyle w:val="VerbatimChar"/>
-        </w:rPr>
-        <w:t xml:space="preserve">dovecot</w:t>
-      </w:r>
-      <w:r>
-        <w:t xml:space="preserve"> </w:t>
-      </w:r>
-      <w:r>
-        <w:t xml:space="preserve">и путь к unix-сокету</w:t>
-      </w:r>
-      <w:r>
-        <w:t xml:space="preserve"> </w:t>
-      </w:r>
-      <w:r>
-        <w:rPr>
-          <w:rStyle w:val="VerbatimChar"/>
-        </w:rPr>
-        <w:t xml:space="preserve">private/auth</w:t>
-      </w:r>
-      <w:r>
-        <w:t xml:space="preserve"> </w:t>
-      </w:r>
-      <w:r>
-        <w:t xml:space="preserve">с помощью параметров</w:t>
-      </w:r>
-      <w:r>
-        <w:t xml:space="preserve"> </w:t>
-      </w:r>
-      <w:r>
-        <w:rPr>
-          <w:rStyle w:val="VerbatimChar"/>
-        </w:rPr>
-        <w:t xml:space="preserve">smtpd_sasl_type</w:t>
-      </w:r>
-      <w:r>
-        <w:t xml:space="preserve"> </w:t>
-      </w:r>
-      <w:r>
-        <w:t xml:space="preserve">и</w:t>
-      </w:r>
-      <w:r>
-        <w:t xml:space="preserve"> </w:t>
-      </w:r>
-      <w:r>
-        <w:rPr>
-          <w:rStyle w:val="VerbatimChar"/>
-        </w:rPr>
-        <w:t xml:space="preserve">smtpd_sasl_path</w:t>
-      </w:r>
-      <w:r>
-        <w:t xml:space="preserve">. Это настраивает smtpd на использование Dovecot как backend-аутентификатора (</w:t>
-      </w:r>
-      <w:r>
-        <w:t xml:space="preserve">[рис. @fig-11]</w:t>
-      </w:r>
-      <w:r>
-        <w:t xml:space="preserve">).</w:t>
+        <w:t xml:space="preserve">@fig-11</w:t>
+      </w:r>
+      <w:r>
+        <w:t xml:space="preserve">):</w:t>
       </w:r>
     </w:p>
     <w:p>
       <w:pPr>
         <w:pStyle w:val="CaptionedFigure"/>
       </w:pPr>
-      <w:bookmarkStart w:id="41" w:name="fig-11"/>
+      <w:bookmarkStart w:id="51" w:name="fig-11"/>
       <w:r>
         <w:drawing>
           <wp:inline>
             <wp:extent cx="5334000" cy="1256480"/>
             <wp:effectExtent b="0" l="0" r="0" t="0"/>
-            <wp:docPr descr="Настройка smtpd_sasl_type и smtpd_sasl_path в Postfix" title="" id="1" name="Picture"/>
+            <wp:docPr descr="Добавление служб rpc-bind и mountd в межсетевой экран." title="" id="1" name="Picture"/>
             <a:graphic>
               <a:graphicData uri="http://schemas.openxmlformats.org/drawingml/2006/picture">
                 <pic:pic>
@@ -1265,7 +990,7 @@
                     </pic:cNvPicPr>
                   </pic:nvPicPr>
                   <pic:blipFill>
-                    <a:blip r:embed="rId40"/>
+                    <a:blip r:embed="rId50"/>
                     <a:stretch>
                       <a:fillRect/>
                     </a:stretch>
@@ -1291,252 +1016,54 @@
           </wp:inline>
         </w:drawing>
       </w:r>
-      <w:bookmarkEnd w:id="41"/>
+      <w:bookmarkEnd w:id="51"/>
     </w:p>
     <w:p>
       <w:pPr>
         <w:pStyle w:val="ImageCaption"/>
       </w:pPr>
       <w:r>
-        <w:t xml:space="preserve">Настройка smtpd_sasl_type и smtpd_sasl_path в Postfix</w:t>
-      </w:r>
-    </w:p>
-    <w:p>
-      <w:pPr>
-        <w:pStyle w:val="BodyText"/>
-      </w:pPr>
-      <w:r>
-        <w:t xml:space="preserve">Параметр</w:t>
+        <w:t xml:space="preserve">Добавление служб rpc-bind и mountd в межсетевой экран.</w:t>
+      </w:r>
+    </w:p>
+    <w:bookmarkEnd w:id="52"/>
+    <w:bookmarkStart w:id="55" w:name="монтирование-nfs-на-клиенте"/>
+    <w:p>
+      <w:pPr>
+        <w:pStyle w:val="Heading2"/>
+      </w:pPr>
+      <w:r>
+        <w:t xml:space="preserve">Монтирование NFS на клиенте</w:t>
+      </w:r>
+    </w:p>
+    <w:p>
+      <w:pPr>
+        <w:pStyle w:val="FirstParagraph"/>
+      </w:pPr>
+      <w:r>
+        <w:t xml:space="preserve">На клиенте создадим каталог для монтирования удалённого ресурса и подмонтируем дерево NFS. Проверим, что общий ресурс подключён правильно (рис.</w:t>
       </w:r>
       <w:r>
         <w:t xml:space="preserve"> </w:t>
       </w:r>
       <w:r>
-        <w:rPr>
-          <w:rStyle w:val="VerbatimChar"/>
-        </w:rPr>
-        <w:t xml:space="preserve">smtpd_recipient_restrictions</w:t>
-      </w:r>
-      <w:r>
-        <w:t xml:space="preserve"> </w:t>
-      </w:r>
-      <w:r>
-        <w:t xml:space="preserve">настроен с последовательностью:</w:t>
-      </w:r>
-      <w:r>
-        <w:t xml:space="preserve"> </w:t>
-      </w:r>
-      <w:r>
-        <w:rPr>
-          <w:rStyle w:val="VerbatimChar"/>
-        </w:rPr>
-        <w:t xml:space="preserve">reject_unknown_recipient_domain</w:t>
-      </w:r>
-      <w:r>
-        <w:t xml:space="preserve"> </w:t>
-      </w:r>
-      <w:r>
-        <w:t xml:space="preserve">— отклонение писем для неизвестных доменов;</w:t>
-      </w:r>
-      <w:r>
-        <w:t xml:space="preserve"> </w:t>
-      </w:r>
-      <w:r>
-        <w:rPr>
-          <w:rStyle w:val="VerbatimChar"/>
-        </w:rPr>
-        <w:t xml:space="preserve">permit_mynetworks</w:t>
-      </w:r>
-      <w:r>
-        <w:t xml:space="preserve"> </w:t>
-      </w:r>
-      <w:r>
-        <w:t xml:space="preserve">— разрешение для доверенной сети;</w:t>
-      </w:r>
-      <w:r>
-        <w:t xml:space="preserve"> </w:t>
-      </w:r>
-      <w:r>
-        <w:rPr>
-          <w:rStyle w:val="VerbatimChar"/>
-        </w:rPr>
-        <w:t xml:space="preserve">reject_non_fqdn_recipient</w:t>
-      </w:r>
-      <w:r>
-        <w:t xml:space="preserve"> </w:t>
-      </w:r>
-      <w:r>
-        <w:t xml:space="preserve">— запрет некорректных адресов;</w:t>
-      </w:r>
-      <w:r>
-        <w:t xml:space="preserve"> </w:t>
-      </w:r>
-      <w:r>
-        <w:rPr>
-          <w:rStyle w:val="VerbatimChar"/>
-        </w:rPr>
-        <w:t xml:space="preserve">reject_unauth_destination</w:t>
-      </w:r>
-      <w:r>
-        <w:t xml:space="preserve"> </w:t>
-      </w:r>
-      <w:r>
-        <w:t xml:space="preserve">— запрет релея для неразрешённых направлений;</w:t>
-      </w:r>
-      <w:r>
-        <w:t xml:space="preserve"> </w:t>
-      </w:r>
-      <w:r>
-        <w:rPr>
-          <w:rStyle w:val="VerbatimChar"/>
-        </w:rPr>
-        <w:t xml:space="preserve">reject_unverified_recipient</w:t>
-      </w:r>
-      <w:r>
-        <w:t xml:space="preserve"> </w:t>
-      </w:r>
-      <w:r>
-        <w:t xml:space="preserve">— проверка существования получателя;</w:t>
-      </w:r>
-      <w:r>
-        <w:t xml:space="preserve"> </w:t>
-      </w:r>
-      <w:r>
-        <w:rPr>
-          <w:rStyle w:val="VerbatimChar"/>
-        </w:rPr>
-        <w:t xml:space="preserve">permit</w:t>
-      </w:r>
-      <w:r>
-        <w:t xml:space="preserve"> </w:t>
-      </w:r>
-      <w:r>
-        <w:t xml:space="preserve">— окончательное разрешение при выполнении условий.</w:t>
-      </w:r>
-      <w:r>
-        <w:t xml:space="preserve"> </w:t>
-      </w:r>
-      <w:r>
-        <w:t xml:space="preserve">Это предотвращает использование сервера как SMTP relay (</w:t>
-      </w:r>
-      <w:r>
-        <w:t xml:space="preserve">[рис. @fig-11]</w:t>
-      </w:r>
-      <w:r>
-        <w:t xml:space="preserve">).</w:t>
-      </w:r>
-    </w:p>
-    <w:p>
-      <w:pPr>
-        <w:pStyle w:val="BodyText"/>
-      </w:pPr>
-      <w:r>
-        <w:t xml:space="preserve">В параметре</w:t>
-      </w:r>
-      <w:r>
-        <w:t xml:space="preserve"> </w:t>
-      </w:r>
-      <w:r>
-        <w:rPr>
-          <w:rStyle w:val="VerbatimChar"/>
-        </w:rPr>
-        <w:t xml:space="preserve">mynetworks</w:t>
-      </w:r>
-      <w:r>
-        <w:t xml:space="preserve"> </w:t>
-      </w:r>
-      <w:r>
-        <w:t xml:space="preserve">установлено значение</w:t>
-      </w:r>
-      <w:r>
-        <w:t xml:space="preserve"> </w:t>
-      </w:r>
-      <w:r>
-        <w:rPr>
-          <w:rStyle w:val="VerbatimChar"/>
-        </w:rPr>
-        <w:t xml:space="preserve">127.0.0.0/8</w:t>
-      </w:r>
-      <w:r>
-        <w:t xml:space="preserve">, что ограничивает приём почты только локальными соединениями (</w:t>
-      </w:r>
-      <w:r>
-        <w:t xml:space="preserve">[рис. @fig-11]</w:t>
-      </w:r>
-      <w:r>
-        <w:t xml:space="preserve">).</w:t>
-      </w:r>
-    </w:p>
-    <w:p>
-      <w:pPr>
-        <w:pStyle w:val="BodyText"/>
-      </w:pPr>
-      <w:r>
-        <w:t xml:space="preserve">В файле</w:t>
-      </w:r>
-      <w:r>
-        <w:t xml:space="preserve"> </w:t>
-      </w:r>
-      <w:r>
-        <w:rPr>
-          <w:rStyle w:val="VerbatimChar"/>
-        </w:rPr>
-        <w:t xml:space="preserve">/etc/postfix/master.cf</w:t>
-      </w:r>
-      <w:r>
-        <w:t xml:space="preserve"> </w:t>
-      </w:r>
-      <w:r>
-        <w:t xml:space="preserve">для сервиса</w:t>
-      </w:r>
-      <w:r>
-        <w:t xml:space="preserve"> </w:t>
-      </w:r>
-      <w:r>
-        <w:rPr>
-          <w:rStyle w:val="VerbatimChar"/>
-        </w:rPr>
-        <w:t xml:space="preserve">smtp</w:t>
-      </w:r>
-      <w:r>
-        <w:t xml:space="preserve"> </w:t>
-      </w:r>
-      <w:r>
-        <w:t xml:space="preserve">добавлены параметры</w:t>
-      </w:r>
-      <w:r>
-        <w:t xml:space="preserve"> </w:t>
-      </w:r>
-      <w:r>
-        <w:rPr>
-          <w:rStyle w:val="VerbatimChar"/>
-        </w:rPr>
-        <w:t xml:space="preserve">-o smtpd_sasl_auth_enable=yes</w:t>
-      </w:r>
-      <w:r>
-        <w:t xml:space="preserve"> </w:t>
-      </w:r>
-      <w:r>
-        <w:t xml:space="preserve">и модифицированы ограничения получателей, что временно включает аутентификацию на порту 25 для тестирования (</w:t>
-      </w:r>
-      <w:r>
-        <w:t xml:space="preserve">[рис. @fig-12]</w:t>
-      </w:r>
-      <w:r>
-        <w:t xml:space="preserve">).</w:t>
+        <w:t xml:space="preserve">@fig-12</w:t>
+      </w:r>
+      <w:r>
+        <w:t xml:space="preserve">):</w:t>
       </w:r>
     </w:p>
     <w:p>
       <w:pPr>
         <w:pStyle w:val="CaptionedFigure"/>
       </w:pPr>
-      <w:bookmarkStart w:id="43" w:name="fig-12"/>
+      <w:bookmarkStart w:id="54" w:name="fig-12"/>
       <w:r>
         <w:drawing>
           <wp:inline>
             <wp:extent cx="5334000" cy="466283"/>
             <wp:effectExtent b="0" l="0" r="0" t="0"/>
-            <wp:docPr descr="Модификация сервиса smtp в master.cf для включения SASL" title="" id="1" name="Picture"/>
+            <wp:docPr descr="Монтирование NFS на клиенте." title="" id="1" name="Picture"/>
             <a:graphic>
               <a:graphicData uri="http://schemas.openxmlformats.org/drawingml/2006/picture">
                 <pic:pic>
@@ -1547,7 +1074,7 @@
                     </pic:cNvPicPr>
                   </pic:nvPicPr>
                   <pic:blipFill>
-                    <a:blip r:embed="rId42"/>
+                    <a:blip r:embed="rId53"/>
                     <a:stretch>
                       <a:fillRect/>
                     </a:stretch>
@@ -1573,68 +1100,54 @@
           </wp:inline>
         </w:drawing>
       </w:r>
-      <w:bookmarkEnd w:id="43"/>
+      <w:bookmarkEnd w:id="54"/>
     </w:p>
     <w:p>
       <w:pPr>
         <w:pStyle w:val="ImageCaption"/>
       </w:pPr>
       <w:r>
-        <w:t xml:space="preserve">Модификация сервиса smtp в master.cf для включения SASL</w:t>
-      </w:r>
-    </w:p>
-    <w:p>
-      <w:pPr>
-        <w:pStyle w:val="BodyText"/>
-      </w:pPr>
-      <w:r>
-        <w:t xml:space="preserve">После внесения изменений выполнен перезапуск служб</w:t>
+        <w:t xml:space="preserve">Монтирование NFS на клиенте.</w:t>
+      </w:r>
+    </w:p>
+    <w:bookmarkEnd w:id="55"/>
+    <w:bookmarkStart w:id="58" w:name="настройка-автоматического-монтирования"/>
+    <w:p>
+      <w:pPr>
+        <w:pStyle w:val="Heading2"/>
+      </w:pPr>
+      <w:r>
+        <w:t xml:space="preserve">Настройка автоматического монтирования</w:t>
+      </w:r>
+    </w:p>
+    <w:p>
+      <w:pPr>
+        <w:pStyle w:val="FirstParagraph"/>
+      </w:pPr>
+      <w:r>
+        <w:t xml:space="preserve">На клиенте в конце файла /etc/fstab добавим запись для автоматического монтирования NFS при загрузке (рис.</w:t>
       </w:r>
       <w:r>
         <w:t xml:space="preserve"> </w:t>
       </w:r>
       <w:r>
-        <w:rPr>
-          <w:rStyle w:val="VerbatimChar"/>
-        </w:rPr>
-        <w:t xml:space="preserve">postfix</w:t>
-      </w:r>
-      <w:r>
-        <w:t xml:space="preserve"> </w:t>
-      </w:r>
-      <w:r>
-        <w:t xml:space="preserve">и</w:t>
-      </w:r>
-      <w:r>
-        <w:t xml:space="preserve"> </w:t>
-      </w:r>
-      <w:r>
-        <w:rPr>
-          <w:rStyle w:val="VerbatimChar"/>
-        </w:rPr>
-        <w:t xml:space="preserve">dovecot</w:t>
-      </w:r>
-      <w:r>
-        <w:t xml:space="preserve">, что активирует новую конфигурацию аутентификации (</w:t>
-      </w:r>
-      <w:r>
-        <w:t xml:space="preserve">[рис. @fig-13]</w:t>
-      </w:r>
-      <w:r>
-        <w:t xml:space="preserve">).</w:t>
+        <w:t xml:space="preserve">@fig-13</w:t>
+      </w:r>
+      <w:r>
+        <w:t xml:space="preserve">):</w:t>
       </w:r>
     </w:p>
     <w:p>
       <w:pPr>
         <w:pStyle w:val="CaptionedFigure"/>
       </w:pPr>
-      <w:bookmarkStart w:id="45" w:name="fig-13"/>
+      <w:bookmarkStart w:id="57" w:name="fig-13"/>
       <w:r>
         <w:drawing>
           <wp:inline>
             <wp:extent cx="5334000" cy="902170"/>
             <wp:effectExtent b="0" l="0" r="0" t="0"/>
-            <wp:docPr descr="Перезапуск служб Postfix и Dovecot" title="" id="1" name="Picture"/>
+            <wp:docPr descr="Добавление записи в /etc/fstab на клиенте." title="" id="1" name="Picture"/>
             <a:graphic>
               <a:graphicData uri="http://schemas.openxmlformats.org/drawingml/2006/picture">
                 <pic:pic>
@@ -1645,7 +1158,7 @@
                     </pic:cNvPicPr>
                   </pic:nvPicPr>
                   <pic:blipFill>
-                    <a:blip r:embed="rId44"/>
+                    <a:blip r:embed="rId56"/>
                     <a:stretch>
                       <a:fillRect/>
                     </a:stretch>
@@ -1671,68 +1184,54 @@
           </wp:inline>
         </w:drawing>
       </w:r>
-      <w:bookmarkEnd w:id="45"/>
+      <w:bookmarkEnd w:id="57"/>
     </w:p>
     <w:p>
       <w:pPr>
         <w:pStyle w:val="ImageCaption"/>
       </w:pPr>
       <w:r>
-        <w:t xml:space="preserve">Перезапуск служб Postfix и Dovecot</w:t>
-      </w:r>
-    </w:p>
-    <w:p>
-      <w:pPr>
-        <w:pStyle w:val="BodyText"/>
-      </w:pPr>
-      <w:r>
-        <w:t xml:space="preserve">На клиенте установлен пакет</w:t>
+        <w:t xml:space="preserve">Добавление записи в /etc/fstab на клиенте.</w:t>
+      </w:r>
+    </w:p>
+    <w:bookmarkEnd w:id="58"/>
+    <w:bookmarkStart w:id="61" w:name="проверка-автоматического-монтирования"/>
+    <w:p>
+      <w:pPr>
+        <w:pStyle w:val="Heading2"/>
+      </w:pPr>
+      <w:r>
+        <w:t xml:space="preserve">Проверка автоматического монтирования</w:t>
+      </w:r>
+    </w:p>
+    <w:p>
+      <w:pPr>
+        <w:pStyle w:val="FirstParagraph"/>
+      </w:pPr>
+      <w:r>
+        <w:t xml:space="preserve">На клиенте проверим наличие автоматического монтирования удалённых ресурсов при запуске системы (рис.</w:t>
       </w:r>
       <w:r>
         <w:t xml:space="preserve"> </w:t>
       </w:r>
       <w:r>
-        <w:rPr>
-          <w:rStyle w:val="VerbatimChar"/>
-        </w:rPr>
-        <w:t xml:space="preserve">telnet</w:t>
-      </w:r>
-      <w:r>
-        <w:t xml:space="preserve"> </w:t>
-      </w:r>
-      <w:r>
-        <w:t xml:space="preserve">с использованием</w:t>
-      </w:r>
-      <w:r>
-        <w:t xml:space="preserve"> </w:t>
-      </w:r>
-      <w:r>
-        <w:rPr>
-          <w:rStyle w:val="VerbatimChar"/>
-        </w:rPr>
-        <w:t xml:space="preserve">dnf</w:t>
-      </w:r>
-      <w:r>
-        <w:t xml:space="preserve">, что позволяет выполнить ручное тестирование SMTP-соединения (</w:t>
-      </w:r>
-      <w:r>
-        <w:t xml:space="preserve">[рис. @fig-14]</w:t>
-      </w:r>
-      <w:r>
-        <w:t xml:space="preserve">).</w:t>
+        <w:t xml:space="preserve">@fig-14</w:t>
+      </w:r>
+      <w:r>
+        <w:t xml:space="preserve">):</w:t>
       </w:r>
     </w:p>
     <w:p>
       <w:pPr>
         <w:pStyle w:val="CaptionedFigure"/>
       </w:pPr>
-      <w:bookmarkStart w:id="47" w:name="fig-14"/>
+      <w:bookmarkStart w:id="60" w:name="fig-14"/>
       <w:r>
         <w:drawing>
           <wp:inline>
             <wp:extent cx="5334000" cy="791529"/>
             <wp:effectExtent b="0" l="0" r="0" t="0"/>
-            <wp:docPr descr="Установка telnet на клиенте" title="" id="1" name="Picture"/>
+            <wp:docPr descr="Проверка автоматического монтирования." title="" id="1" name="Picture"/>
             <a:graphic>
               <a:graphicData uri="http://schemas.openxmlformats.org/drawingml/2006/picture">
                 <pic:pic>
@@ -1743,7 +1242,7 @@
                     </pic:cNvPicPr>
                   </pic:nvPicPr>
                   <pic:blipFill>
-                    <a:blip r:embed="rId46"/>
+                    <a:blip r:embed="rId59"/>
                     <a:stretch>
                       <a:fillRect/>
                     </a:stretch>
@@ -1769,107 +1268,54 @@
           </wp:inline>
         </w:drawing>
       </w:r>
-      <w:bookmarkEnd w:id="47"/>
+      <w:bookmarkEnd w:id="60"/>
     </w:p>
     <w:p>
       <w:pPr>
         <w:pStyle w:val="ImageCaption"/>
       </w:pPr>
       <w:r>
-        <w:t xml:space="preserve">Установка telnet на клиенте</w:t>
-      </w:r>
-    </w:p>
-    <w:p>
-      <w:pPr>
-        <w:pStyle w:val="BodyText"/>
-      </w:pPr>
-      <w:r>
-        <w:t xml:space="preserve">Сформирована строка аутентификации в формате base64 командой</w:t>
+        <w:t xml:space="preserve">Проверка автоматического монтирования.</w:t>
+      </w:r>
+    </w:p>
+    <w:bookmarkEnd w:id="61"/>
+    <w:bookmarkStart w:id="64" w:name="создание-каталога-для-веб-контента"/>
+    <w:p>
+      <w:pPr>
+        <w:pStyle w:val="Heading2"/>
+      </w:pPr>
+      <w:r>
+        <w:t xml:space="preserve">Создание каталога для веб-контента</w:t>
+      </w:r>
+    </w:p>
+    <w:p>
+      <w:pPr>
+        <w:pStyle w:val="FirstParagraph"/>
+      </w:pPr>
+      <w:r>
+        <w:t xml:space="preserve">На сервере создадим общий каталог, в который затем будет подмонтирован каталог с контентом веб-сервера (рис.</w:t>
       </w:r>
       <w:r>
         <w:t xml:space="preserve"> </w:t>
       </w:r>
       <w:r>
-        <w:rPr>
-          <w:rStyle w:val="VerbatimChar"/>
-        </w:rPr>
-        <w:t xml:space="preserve">printf 'alkamal\x00alkamal\x00123456' | base64</w:t>
-      </w:r>
-      <w:r>
-        <w:t xml:space="preserve">, затем выполнено подключение к SMTP-серверу по порту 25. После команды</w:t>
-      </w:r>
-      <w:r>
-        <w:t xml:space="preserve"> </w:t>
-      </w:r>
-      <w:r>
-        <w:rPr>
-          <w:rStyle w:val="VerbatimChar"/>
-        </w:rPr>
-        <w:t xml:space="preserve">EHLO test</w:t>
-      </w:r>
-      <w:r>
-        <w:t xml:space="preserve"> </w:t>
-      </w:r>
-      <w:r>
-        <w:t xml:space="preserve">сервер объявил поддержку</w:t>
-      </w:r>
-      <w:r>
-        <w:t xml:space="preserve"> </w:t>
-      </w:r>
-      <w:r>
-        <w:rPr>
-          <w:rStyle w:val="VerbatimChar"/>
-        </w:rPr>
-        <w:t xml:space="preserve">AUTH PLAIN</w:t>
-      </w:r>
-      <w:r>
-        <w:t xml:space="preserve">. Команда</w:t>
-      </w:r>
-      <w:r>
-        <w:t xml:space="preserve"> </w:t>
-      </w:r>
-      <w:r>
-        <w:rPr>
-          <w:rStyle w:val="VerbatimChar"/>
-        </w:rPr>
-        <w:t xml:space="preserve">AUTH PLAIN &lt;base64&gt;</w:t>
-      </w:r>
-      <w:r>
-        <w:t xml:space="preserve"> </w:t>
-      </w:r>
-      <w:r>
-        <w:t xml:space="preserve">завершилась ответом</w:t>
-      </w:r>
-      <w:r>
-        <w:t xml:space="preserve"> </w:t>
-      </w:r>
-      <w:r>
-        <w:rPr>
-          <w:rStyle w:val="VerbatimChar"/>
-        </w:rPr>
-        <w:t xml:space="preserve">235 2.7.0 Authentication successful</w:t>
-      </w:r>
-      <w:r>
-        <w:t xml:space="preserve">, что подтверждает корректную работу SASL-аутентификации через Dovecot (</w:t>
-      </w:r>
-      <w:r>
-        <w:t xml:space="preserve">[рис. @fig-15]</w:t>
-      </w:r>
-      <w:r>
-        <w:t xml:space="preserve">).</w:t>
+        <w:t xml:space="preserve">@fig-15</w:t>
+      </w:r>
+      <w:r>
+        <w:t xml:space="preserve">):</w:t>
       </w:r>
     </w:p>
     <w:p>
       <w:pPr>
         <w:pStyle w:val="CaptionedFigure"/>
       </w:pPr>
-      <w:bookmarkStart w:id="49" w:name="fig-15"/>
+      <w:bookmarkStart w:id="63" w:name="fig-15"/>
       <w:r>
         <w:drawing>
           <wp:inline>
             <wp:extent cx="5334000" cy="2105946"/>
             <wp:effectExtent b="0" l="0" r="0" t="0"/>
-            <wp:docPr descr="Тестирование SMTP-аутентификации через telnet" title="" id="1" name="Picture"/>
+            <wp:docPr descr="Создание каталога для веб-контента." title="" id="1" name="Picture"/>
             <a:graphic>
               <a:graphicData uri="http://schemas.openxmlformats.org/drawingml/2006/picture">
                 <pic:pic>
@@ -1880,7 +1326,7 @@
                     </pic:cNvPicPr>
                   </pic:nvPicPr>
                   <pic:blipFill>
-                    <a:blip r:embed="rId48"/>
+                    <a:blip r:embed="rId62"/>
                     <a:stretch>
                       <a:fillRect/>
                     </a:stretch>
@@ -1906,24 +1352,24 @@
           </wp:inline>
         </w:drawing>
       </w:r>
-      <w:bookmarkEnd w:id="49"/>
+      <w:bookmarkEnd w:id="63"/>
     </w:p>
     <w:p>
       <w:pPr>
         <w:pStyle w:val="ImageCaption"/>
       </w:pPr>
       <w:r>
-        <w:t xml:space="preserve">Тестирование SMTP-аутентификации через telnet</w:t>
-      </w:r>
-    </w:p>
-    <w:bookmarkEnd w:id="50"/>
-    <w:bookmarkStart w:id="64" w:name="настройка-smtp-over-tls"/>
+        <w:t xml:space="preserve">Создание каталога для веб-контента.</w:t>
+      </w:r>
+    </w:p>
+    <w:bookmarkEnd w:id="64"/>
+    <w:bookmarkStart w:id="67" w:name="монтирование-веб-каталога"/>
     <w:p>
       <w:pPr>
         <w:pStyle w:val="Heading2"/>
       </w:pPr>
       <w:r>
-        <w:t xml:space="preserve">Настройка SMTP over TLS</w:t>
+        <w:t xml:space="preserve">Монтирование веб-каталога</w:t>
       </w:r>
     </w:p>
     <w:p>
@@ -1931,131 +1377,29 @@
         <w:pStyle w:val="FirstParagraph"/>
       </w:pPr>
       <w:r>
-        <w:t xml:space="preserve">На сервере выполнено копирование временного сертификата и закрытого ключа Dovecot из каталога</w:t>
+        <w:t xml:space="preserve">Подмонтируем каталог веб-сервера и проверим содержимое каталога /srv/nfs (рис.</w:t>
       </w:r>
       <w:r>
         <w:t xml:space="preserve"> </w:t>
       </w:r>
       <w:r>
-        <w:rPr>
-          <w:rStyle w:val="VerbatimChar"/>
-        </w:rPr>
-        <w:t xml:space="preserve">/etc/pki/dovecot</w:t>
-      </w:r>
-      <w:r>
-        <w:t xml:space="preserve"> </w:t>
-      </w:r>
-      <w:r>
-        <w:t xml:space="preserve">в соответствующие подкаталоги</w:t>
-      </w:r>
-      <w:r>
-        <w:t xml:space="preserve"> </w:t>
-      </w:r>
-      <w:r>
-        <w:rPr>
-          <w:rStyle w:val="VerbatimChar"/>
-        </w:rPr>
-        <w:t xml:space="preserve">/etc/pki/tls/certs</w:t>
-      </w:r>
-      <w:r>
-        <w:t xml:space="preserve"> </w:t>
-      </w:r>
-      <w:r>
-        <w:t xml:space="preserve">и</w:t>
-      </w:r>
-      <w:r>
-        <w:t xml:space="preserve"> </w:t>
-      </w:r>
-      <w:r>
-        <w:rPr>
-          <w:rStyle w:val="VerbatimChar"/>
-        </w:rPr>
-        <w:t xml:space="preserve">/etc/pki/tls/private</w:t>
-      </w:r>
-      <w:r>
-        <w:t xml:space="preserve">, после чего в Postfix заданы параметры</w:t>
-      </w:r>
-      <w:r>
-        <w:t xml:space="preserve"> </w:t>
-      </w:r>
-      <w:r>
-        <w:rPr>
-          <w:rStyle w:val="VerbatimChar"/>
-        </w:rPr>
-        <w:t xml:space="preserve">smtpd_tls_cert_file</w:t>
-      </w:r>
-      <w:r>
-        <w:t xml:space="preserve">,</w:t>
-      </w:r>
-      <w:r>
-        <w:t xml:space="preserve"> </w:t>
-      </w:r>
-      <w:r>
-        <w:rPr>
-          <w:rStyle w:val="VerbatimChar"/>
-        </w:rPr>
-        <w:t xml:space="preserve">smtpd_tls_key_file</w:t>
-      </w:r>
-      <w:r>
-        <w:t xml:space="preserve">,</w:t>
-      </w:r>
-      <w:r>
-        <w:t xml:space="preserve"> </w:t>
-      </w:r>
-      <w:r>
-        <w:rPr>
-          <w:rStyle w:val="VerbatimChar"/>
-        </w:rPr>
-        <w:t xml:space="preserve">smtpd_tls_session_cache_database</w:t>
-      </w:r>
-      <w:r>
-        <w:t xml:space="preserve">, а также уровни безопасности</w:t>
-      </w:r>
-      <w:r>
-        <w:t xml:space="preserve"> </w:t>
-      </w:r>
-      <w:r>
-        <w:rPr>
-          <w:rStyle w:val="VerbatimChar"/>
-        </w:rPr>
-        <w:t xml:space="preserve">smtpd_tls_security_level = may</w:t>
-      </w:r>
-      <w:r>
-        <w:t xml:space="preserve"> </w:t>
-      </w:r>
-      <w:r>
-        <w:t xml:space="preserve">и</w:t>
-      </w:r>
-      <w:r>
-        <w:t xml:space="preserve"> </w:t>
-      </w:r>
-      <w:r>
-        <w:rPr>
-          <w:rStyle w:val="VerbatimChar"/>
-        </w:rPr>
-        <w:t xml:space="preserve">smtp_tls_security_level = may</w:t>
-      </w:r>
-      <w:r>
-        <w:t xml:space="preserve">, что активирует поддержку TLS для входящих и исходящих SMTP-соединений (</w:t>
-      </w:r>
-      <w:r>
-        <w:t xml:space="preserve">[рис. @fig-16]</w:t>
-      </w:r>
-      <w:r>
-        <w:t xml:space="preserve">).</w:t>
+        <w:t xml:space="preserve">@fig-16</w:t>
+      </w:r>
+      <w:r>
+        <w:t xml:space="preserve">):</w:t>
       </w:r>
     </w:p>
     <w:p>
       <w:pPr>
         <w:pStyle w:val="CaptionedFigure"/>
       </w:pPr>
-      <w:bookmarkStart w:id="52" w:name="fig-16"/>
+      <w:bookmarkStart w:id="66" w:name="fig-16"/>
       <w:r>
         <w:drawing>
           <wp:inline>
             <wp:extent cx="5334000" cy="504778"/>
             <wp:effectExtent b="0" l="0" r="0" t="0"/>
-            <wp:docPr descr="Настройка TLS-параметров в Postfix" title="" id="1" name="Picture"/>
+            <wp:docPr descr="Монтирование веб-каталога в NFS." title="" id="1" name="Picture"/>
             <a:graphic>
               <a:graphicData uri="http://schemas.openxmlformats.org/drawingml/2006/picture">
                 <pic:pic>
@@ -2066,7 +1410,7 @@
                     </pic:cNvPicPr>
                   </pic:nvPicPr>
                   <pic:blipFill>
-                    <a:blip r:embed="rId51"/>
+                    <a:blip r:embed="rId65"/>
                     <a:stretch>
                       <a:fillRect/>
                     </a:stretch>
@@ -2092,110 +1436,138 @@
           </wp:inline>
         </w:drawing>
       </w:r>
-      <w:bookmarkEnd w:id="52"/>
+      <w:bookmarkEnd w:id="66"/>
     </w:p>
     <w:p>
       <w:pPr>
         <w:pStyle w:val="ImageCaption"/>
       </w:pPr>
       <w:r>
-        <w:t xml:space="preserve">Настройка TLS-параметров в Postfix</w:t>
-      </w:r>
-    </w:p>
-    <w:p>
-      <w:pPr>
-        <w:pStyle w:val="BodyText"/>
-      </w:pPr>
-      <w:r>
-        <w:t xml:space="preserve">В файле</w:t>
+        <w:t xml:space="preserve">Монтирование веб-каталога в NFS.</w:t>
+      </w:r>
+    </w:p>
+    <w:bookmarkEnd w:id="67"/>
+    <w:bookmarkStart w:id="70" w:name="экспорт-веб-каталога"/>
+    <w:p>
+      <w:pPr>
+        <w:pStyle w:val="Heading2"/>
+      </w:pPr>
+      <w:r>
+        <w:t xml:space="preserve">Экспорт веб-каталога</w:t>
+      </w:r>
+    </w:p>
+    <w:p>
+      <w:pPr>
+        <w:pStyle w:val="FirstParagraph"/>
+      </w:pPr>
+      <w:r>
+        <w:t xml:space="preserve">На сервере в файле /etc/exports добавим экспорт каталога веб-сервера с удалённого ресурса (рис.</w:t>
       </w:r>
       <w:r>
         <w:t xml:space="preserve"> </w:t>
       </w:r>
       <w:r>
-        <w:rPr>
-          <w:rStyle w:val="VerbatimChar"/>
-        </w:rPr>
-        <w:t xml:space="preserve">/etc/postfix/master.cf</w:t>
+        <w:t xml:space="preserve">@fig-17</w:t>
+      </w:r>
+      <w:r>
+        <w:t xml:space="preserve">):</w:t>
+      </w:r>
+    </w:p>
+    <w:p>
+      <w:pPr>
+        <w:pStyle w:val="CaptionedFigure"/>
+      </w:pPr>
+      <w:bookmarkStart w:id="69" w:name="fig-17"/>
+      <w:r>
+        <w:drawing>
+          <wp:inline>
+            <wp:extent cx="5334000" cy="719988"/>
+            <wp:effectExtent b="0" l="0" r="0" t="0"/>
+            <wp:docPr descr="Добавление экспорта веб-каталога в /etc/exports." title="" id="1" name="Picture"/>
+            <a:graphic>
+              <a:graphicData uri="http://schemas.openxmlformats.org/drawingml/2006/picture">
+                <pic:pic>
+                  <pic:nvPicPr>
+                    <pic:cNvPr descr="image/17.png" id="0" name="Picture"/>
+                    <pic:cNvPicPr>
+                      <a:picLocks noChangeArrowheads="1" noChangeAspect="1"/>
+                    </pic:cNvPicPr>
+                  </pic:nvPicPr>
+                  <pic:blipFill>
+                    <a:blip r:embed="rId68"/>
+                    <a:stretch>
+                      <a:fillRect/>
+                    </a:stretch>
+                  </pic:blipFill>
+                  <pic:spPr bwMode="auto">
+                    <a:xfrm>
+                      <a:off x="0" y="0"/>
+                      <a:ext cx="5334000" cy="719988"/>
+                    </a:xfrm>
+                    <a:prstGeom prst="rect">
+                      <a:avLst/>
+                    </a:prstGeom>
+                    <a:noFill/>
+                    <a:ln w="9525">
+                      <a:noFill/>
+                      <a:headEnd/>
+                      <a:tailEnd/>
+                    </a:ln>
+                  </pic:spPr>
+                </pic:pic>
+              </a:graphicData>
+            </a:graphic>
+          </wp:inline>
+        </w:drawing>
+      </w:r>
+      <w:bookmarkEnd w:id="69"/>
+    </w:p>
+    <w:p>
+      <w:pPr>
+        <w:pStyle w:val="ImageCaption"/>
+      </w:pPr>
+      <w:r>
+        <w:t xml:space="preserve">Добавление экспорта веб-каталога в /etc/exports.</w:t>
+      </w:r>
+    </w:p>
+    <w:bookmarkEnd w:id="70"/>
+    <w:bookmarkStart w:id="73" w:name="X59028b23c3585c1d15013fd77d369bbbd21728f"/>
+    <w:p>
+      <w:pPr>
+        <w:pStyle w:val="Heading2"/>
+      </w:pPr>
+      <w:r>
+        <w:t xml:space="preserve">Настройка автоматического монтирования веб-каталога</w:t>
+      </w:r>
+    </w:p>
+    <w:p>
+      <w:pPr>
+        <w:pStyle w:val="FirstParagraph"/>
+      </w:pPr>
+      <w:r>
+        <w:t xml:space="preserve">На сервере в конце файла /etc/fstab добавим запись для автоматического монтирования веб-каталога (рис.</w:t>
       </w:r>
       <w:r>
         <w:t xml:space="preserve"> </w:t>
       </w:r>
       <w:r>
-        <w:t xml:space="preserve">оставлен стандартный сервис</w:t>
-      </w:r>
-      <w:r>
-        <w:t xml:space="preserve"> </w:t>
-      </w:r>
-      <w:r>
-        <w:rPr>
-          <w:rStyle w:val="VerbatimChar"/>
-        </w:rPr>
-        <w:t xml:space="preserve">smtp</w:t>
-      </w:r>
-      <w:r>
-        <w:t xml:space="preserve">, а также добавлен сервис</w:t>
-      </w:r>
-      <w:r>
-        <w:t xml:space="preserve"> </w:t>
-      </w:r>
-      <w:r>
-        <w:rPr>
-          <w:rStyle w:val="VerbatimChar"/>
-        </w:rPr>
-        <w:t xml:space="preserve">submission</w:t>
-      </w:r>
-      <w:r>
-        <w:t xml:space="preserve"> </w:t>
-      </w:r>
-      <w:r>
-        <w:t xml:space="preserve">на порту 587 с параметрами</w:t>
-      </w:r>
-      <w:r>
-        <w:t xml:space="preserve"> </w:t>
-      </w:r>
-      <w:r>
-        <w:rPr>
-          <w:rStyle w:val="VerbatimChar"/>
-        </w:rPr>
-        <w:t xml:space="preserve">-o smtpd_tls_security_level=encrypt</w:t>
-      </w:r>
-      <w:r>
-        <w:t xml:space="preserve">,</w:t>
-      </w:r>
-      <w:r>
-        <w:t xml:space="preserve"> </w:t>
-      </w:r>
-      <w:r>
-        <w:rPr>
-          <w:rStyle w:val="VerbatimChar"/>
-        </w:rPr>
-        <w:t xml:space="preserve">-o smtpd_sasl_auth_enable=yes</w:t>
-      </w:r>
-      <w:r>
-        <w:t xml:space="preserve"> </w:t>
-      </w:r>
-      <w:r>
-        <w:t xml:space="preserve">и ограничениями получателей, что обеспечивает обязательное использование TLS и аутентификации для клиентов (</w:t>
-      </w:r>
-      <w:r>
-        <w:t xml:space="preserve">[рис. @fig-18]</w:t>
-      </w:r>
-      <w:r>
-        <w:t xml:space="preserve">).</w:t>
+        <w:t xml:space="preserve">@fig-18</w:t>
+      </w:r>
+      <w:r>
+        <w:t xml:space="preserve">):</w:t>
       </w:r>
     </w:p>
     <w:p>
       <w:pPr>
         <w:pStyle w:val="CaptionedFigure"/>
       </w:pPr>
-      <w:bookmarkStart w:id="54" w:name="fig-18"/>
+      <w:bookmarkStart w:id="72" w:name="fig-18"/>
       <w:r>
         <w:drawing>
           <wp:inline>
             <wp:extent cx="5334000" cy="2029571"/>
             <wp:effectExtent b="0" l="0" r="0" t="0"/>
-            <wp:docPr descr="Добавление сервиса submission в master.cf" title="" id="1" name="Picture"/>
+            <wp:docPr descr="Добавление записи в /etc/fstab для веб-каталога." title="" id="1" name="Picture"/>
             <a:graphic>
               <a:graphicData uri="http://schemas.openxmlformats.org/drawingml/2006/picture">
                 <pic:pic>
@@ -2206,7 +1578,7 @@
                     </pic:cNvPicPr>
                   </pic:nvPicPr>
                   <pic:blipFill>
-                    <a:blip r:embed="rId53"/>
+                    <a:blip r:embed="rId71"/>
                     <a:stretch>
                       <a:fillRect/>
                     </a:stretch>
@@ -2232,83 +1604,54 @@
           </wp:inline>
         </w:drawing>
       </w:r>
-      <w:bookmarkEnd w:id="54"/>
+      <w:bookmarkEnd w:id="72"/>
     </w:p>
     <w:p>
       <w:pPr>
         <w:pStyle w:val="ImageCaption"/>
       </w:pPr>
       <w:r>
-        <w:t xml:space="preserve">Добавление сервиса submission в master.cf</w:t>
-      </w:r>
-    </w:p>
-    <w:p>
-      <w:pPr>
-        <w:pStyle w:val="BodyText"/>
-      </w:pPr>
-      <w:r>
-        <w:t xml:space="preserve">В межсетевом экране разрешена служба</w:t>
+        <w:t xml:space="preserve">Добавление записи в /etc/fstab для веб-каталога.</w:t>
+      </w:r>
+    </w:p>
+    <w:bookmarkEnd w:id="73"/>
+    <w:bookmarkStart w:id="76" w:name="создание-пользовательского-каталога"/>
+    <w:p>
+      <w:pPr>
+        <w:pStyle w:val="Heading2"/>
+      </w:pPr>
+      <w:r>
+        <w:t xml:space="preserve">Создание пользовательского каталога</w:t>
+      </w:r>
+    </w:p>
+    <w:p>
+      <w:pPr>
+        <w:pStyle w:val="FirstParagraph"/>
+      </w:pPr>
+      <w:r>
+        <w:t xml:space="preserve">На сервере под пользователем user создадим каталог common и файл user@server.txt. Подмонтируем его в NFS (рис.</w:t>
       </w:r>
       <w:r>
         <w:t xml:space="preserve"> </w:t>
       </w:r>
       <w:r>
-        <w:rPr>
-          <w:rStyle w:val="VerbatimChar"/>
-        </w:rPr>
-        <w:t xml:space="preserve">smtp-submission</w:t>
-      </w:r>
-      <w:r>
-        <w:t xml:space="preserve"> </w:t>
-      </w:r>
-      <w:r>
-        <w:t xml:space="preserve">командами</w:t>
-      </w:r>
-      <w:r>
-        <w:t xml:space="preserve"> </w:t>
-      </w:r>
-      <w:r>
-        <w:rPr>
-          <w:rStyle w:val="VerbatimChar"/>
-        </w:rPr>
-        <w:t xml:space="preserve">firewall-cmd --add-service=smtp-submission</w:t>
-      </w:r>
-      <w:r>
-        <w:t xml:space="preserve"> </w:t>
-      </w:r>
-      <w:r>
-        <w:t xml:space="preserve">и с сохранением правила</w:t>
-      </w:r>
-      <w:r>
-        <w:t xml:space="preserve"> </w:t>
-      </w:r>
-      <w:r>
-        <w:rPr>
-          <w:rStyle w:val="VerbatimChar"/>
-        </w:rPr>
-        <w:t xml:space="preserve">--permanent</w:t>
-      </w:r>
-      <w:r>
-        <w:t xml:space="preserve">, после чего выполнена перезагрузка конфигурации брандмауэра и перезапуск Postfix (</w:t>
-      </w:r>
-      <w:r>
-        <w:t xml:space="preserve">[рис. @fig-19]</w:t>
-      </w:r>
-      <w:r>
-        <w:t xml:space="preserve">).</w:t>
+        <w:t xml:space="preserve">@fig-19</w:t>
+      </w:r>
+      <w:r>
+        <w:t xml:space="preserve">):</w:t>
       </w:r>
     </w:p>
     <w:p>
       <w:pPr>
         <w:pStyle w:val="CaptionedFigure"/>
       </w:pPr>
-      <w:bookmarkStart w:id="56" w:name="fig-19"/>
+      <w:bookmarkStart w:id="75" w:name="fig-19"/>
       <w:r>
         <w:drawing>
           <wp:inline>
             <wp:extent cx="5334000" cy="1225871"/>
             <wp:effectExtent b="0" l="0" r="0" t="0"/>
-            <wp:docPr descr="Настройка firewall и перезапуск Postfix" title="" id="1" name="Picture"/>
+            <wp:docPr descr="Создание пользовательского каталога и монтирование в NFS." title="" id="1" name="Picture"/>
             <a:graphic>
               <a:graphicData uri="http://schemas.openxmlformats.org/drawingml/2006/picture">
                 <pic:pic>
@@ -2319,7 +1662,7 @@
                     </pic:cNvPicPr>
                   </pic:nvPicPr>
                   <pic:blipFill>
-                    <a:blip r:embed="rId55"/>
+                    <a:blip r:embed="rId74"/>
                     <a:stretch>
                       <a:fillRect/>
                     </a:stretch>
@@ -2345,83 +1688,54 @@
           </wp:inline>
         </w:drawing>
       </w:r>
-      <w:bookmarkEnd w:id="56"/>
+      <w:bookmarkEnd w:id="75"/>
     </w:p>
     <w:p>
       <w:pPr>
         <w:pStyle w:val="ImageCaption"/>
       </w:pPr>
       <w:r>
-        <w:t xml:space="preserve">Настройка firewall и перезапуск Postfix</w:t>
-      </w:r>
-    </w:p>
-    <w:p>
-      <w:pPr>
-        <w:pStyle w:val="BodyText"/>
-      </w:pPr>
-      <w:r>
-        <w:t xml:space="preserve">С клиента выполнено подключение к серверу по порту 587 с использованием</w:t>
+        <w:t xml:space="preserve">Создание пользовательского каталога и монтирование в NFS.</w:t>
+      </w:r>
+    </w:p>
+    <w:bookmarkEnd w:id="76"/>
+    <w:bookmarkStart w:id="79" w:name="экспорт-пользовательского-каталога"/>
+    <w:p>
+      <w:pPr>
+        <w:pStyle w:val="Heading2"/>
+      </w:pPr>
+      <w:r>
+        <w:t xml:space="preserve">Экспорт пользовательского каталога</w:t>
+      </w:r>
+    </w:p>
+    <w:p>
+      <w:pPr>
+        <w:pStyle w:val="FirstParagraph"/>
+      </w:pPr>
+      <w:r>
+        <w:t xml:space="preserve">Подключим каталог пользователя в файле /etc/exports (рис.</w:t>
       </w:r>
       <w:r>
         <w:t xml:space="preserve"> </w:t>
       </w:r>
       <w:r>
-        <w:rPr>
-          <w:rStyle w:val="VerbatimChar"/>
-        </w:rPr>
-        <w:t xml:space="preserve">openssl s_client -starttls smtp -crlf -connect server.alkamal.net:587</w:t>
-      </w:r>
-      <w:r>
-        <w:t xml:space="preserve">. В процессе установлено TLS-соединение, отображена информация о самоподписанном сертификате, после чего сервер успешно принял команды</w:t>
-      </w:r>
-      <w:r>
-        <w:t xml:space="preserve"> </w:t>
-      </w:r>
-      <w:r>
-        <w:rPr>
-          <w:rStyle w:val="VerbatimChar"/>
-        </w:rPr>
-        <w:t xml:space="preserve">EHLO</w:t>
-      </w:r>
-      <w:r>
-        <w:t xml:space="preserve"> </w:t>
-      </w:r>
-      <w:r>
-        <w:t xml:space="preserve">и объявил поддержку</w:t>
-      </w:r>
-      <w:r>
-        <w:t xml:space="preserve"> </w:t>
-      </w:r>
-      <w:r>
-        <w:rPr>
-          <w:rStyle w:val="VerbatimChar"/>
-        </w:rPr>
-        <w:t xml:space="preserve">AUTH PLAIN</w:t>
-      </w:r>
-      <w:r>
-        <w:t xml:space="preserve"> </w:t>
-      </w:r>
-      <w:r>
-        <w:t xml:space="preserve">(</w:t>
-      </w:r>
-      <w:r>
-        <w:t xml:space="preserve">[рис. @fig-20]</w:t>
-      </w:r>
-      <w:r>
-        <w:t xml:space="preserve">).</w:t>
+        <w:t xml:space="preserve">@fig-20</w:t>
+      </w:r>
+      <w:r>
+        <w:t xml:space="preserve">):</w:t>
       </w:r>
     </w:p>
     <w:p>
       <w:pPr>
         <w:pStyle w:val="CaptionedFigure"/>
       </w:pPr>
-      <w:bookmarkStart w:id="58" w:name="fig-20"/>
+      <w:bookmarkStart w:id="78" w:name="fig-20"/>
       <w:r>
         <w:drawing>
           <wp:inline>
             <wp:extent cx="5334000" cy="3978397"/>
             <wp:effectExtent b="0" l="0" r="0" t="0"/>
-            <wp:docPr descr="Установление SMTP over TLS соединения через openssl" title="" id="1" name="Picture"/>
+            <wp:docPr descr="Экспорт пользовательского каталога в /etc/exports." title="" id="1" name="Picture"/>
             <a:graphic>
               <a:graphicData uri="http://schemas.openxmlformats.org/drawingml/2006/picture">
                 <pic:pic>
@@ -2432,7 +1746,7 @@
                     </pic:cNvPicPr>
                   </pic:nvPicPr>
                   <pic:blipFill>
-                    <a:blip r:embed="rId57"/>
+                    <a:blip r:embed="rId77"/>
                     <a:stretch>
                       <a:fillRect/>
                     </a:stretch>
@@ -2458,65 +1772,54 @@
           </wp:inline>
         </w:drawing>
       </w:r>
-      <w:bookmarkEnd w:id="58"/>
+      <w:bookmarkEnd w:id="78"/>
     </w:p>
     <w:p>
       <w:pPr>
         <w:pStyle w:val="ImageCaption"/>
       </w:pPr>
       <w:r>
-        <w:t xml:space="preserve">Установление SMTP over TLS соединения через openssl</w:t>
-      </w:r>
-    </w:p>
-    <w:p>
-      <w:pPr>
-        <w:pStyle w:val="BodyText"/>
-      </w:pPr>
-      <w:r>
-        <w:t xml:space="preserve">Проверка аутентификации выполнена командой</w:t>
+        <w:t xml:space="preserve">Экспорт пользовательского каталога в /etc/exports.</w:t>
+      </w:r>
+    </w:p>
+    <w:bookmarkEnd w:id="79"/>
+    <w:bookmarkStart w:id="82" w:name="X8385e972dd255da4c5f125407aea18922a880b4"/>
+    <w:p>
+      <w:pPr>
+        <w:pStyle w:val="Heading2"/>
+      </w:pPr>
+      <w:r>
+        <w:t xml:space="preserve">Настройка автоматического монтирования пользовательского каталога</w:t>
+      </w:r>
+    </w:p>
+    <w:p>
+      <w:pPr>
+        <w:pStyle w:val="FirstParagraph"/>
+      </w:pPr>
+      <w:r>
+        <w:t xml:space="preserve">Внесём изменения в файл /etc/fstab для автоматического монтирования пользовательского каталога (рис.</w:t>
       </w:r>
       <w:r>
         <w:t xml:space="preserve"> </w:t>
       </w:r>
       <w:r>
-        <w:rPr>
-          <w:rStyle w:val="VerbatimChar"/>
-        </w:rPr>
-        <w:t xml:space="preserve">AUTH PLAIN &lt;base64&gt;</w:t>
-      </w:r>
-      <w:r>
-        <w:t xml:space="preserve">, сервер вернул ответ</w:t>
-      </w:r>
-      <w:r>
-        <w:t xml:space="preserve"> </w:t>
-      </w:r>
-      <w:r>
-        <w:rPr>
-          <w:rStyle w:val="VerbatimChar"/>
-        </w:rPr>
-        <w:t xml:space="preserve">235 2.7.0 Authentication successful</w:t>
-      </w:r>
-      <w:r>
-        <w:t xml:space="preserve">, что подтверждает корректную работу SMTP over TLS с SASL-аутентификацией (</w:t>
-      </w:r>
-      <w:r>
-        <w:t xml:space="preserve">[рис. @fig-21]</w:t>
-      </w:r>
-      <w:r>
-        <w:t xml:space="preserve">).</w:t>
+        <w:t xml:space="preserve">@fig-21</w:t>
+      </w:r>
+      <w:r>
+        <w:t xml:space="preserve">):</w:t>
       </w:r>
     </w:p>
     <w:p>
       <w:pPr>
         <w:pStyle w:val="CaptionedFigure"/>
       </w:pPr>
-      <w:bookmarkStart w:id="60" w:name="fig-21"/>
+      <w:bookmarkStart w:id="81" w:name="fig-21"/>
       <w:r>
         <w:drawing>
           <wp:inline>
             <wp:extent cx="4933149" cy="706931"/>
             <wp:effectExtent b="0" l="0" r="0" t="0"/>
-            <wp:docPr descr="Успешная SMTP-аутентификация через порт 587" title="" id="1" name="Picture"/>
+            <wp:docPr descr="Добавление записи в /etc/fstab для пользовательского каталога." title="" id="1" name="Picture"/>
             <a:graphic>
               <a:graphicData uri="http://schemas.openxmlformats.org/drawingml/2006/picture">
                 <pic:pic>
@@ -2527,7 +1830,7 @@
                     </pic:cNvPicPr>
                   </pic:nvPicPr>
                   <pic:blipFill>
-                    <a:blip r:embed="rId59"/>
+                    <a:blip r:embed="rId80"/>
                     <a:stretch>
                       <a:fillRect/>
                     </a:stretch>
@@ -2553,41 +1856,54 @@
           </wp:inline>
         </w:drawing>
       </w:r>
-      <w:bookmarkEnd w:id="60"/>
+      <w:bookmarkEnd w:id="81"/>
     </w:p>
     <w:p>
       <w:pPr>
         <w:pStyle w:val="ImageCaption"/>
       </w:pPr>
       <w:r>
-        <w:t xml:space="preserve">Успешная SMTP-аутентификация через порт 587</w:t>
-      </w:r>
-    </w:p>
-    <w:p>
-      <w:pPr>
-        <w:pStyle w:val="BodyText"/>
-      </w:pPr>
-      <w:r>
-        <w:t xml:space="preserve">В почтовом клиенте Evolution настроен SMTP-сервер с использованием порта 587, режима STARTTLS и обычного пароля, после чего отправлено тестовое сообщение с темой «test 5» (</w:t>
-      </w:r>
-      <w:r>
-        <w:t xml:space="preserve">[рис. @fig-22]</w:t>
-      </w:r>
-      <w:r>
-        <w:t xml:space="preserve">).</w:t>
+        <w:t xml:space="preserve">Добавление записи в /etc/fstab для пользовательского каталога.</w:t>
+      </w:r>
+    </w:p>
+    <w:bookmarkEnd w:id="82"/>
+    <w:bookmarkStart w:id="85" w:name="проверка-доступа-на-клиенте"/>
+    <w:p>
+      <w:pPr>
+        <w:pStyle w:val="Heading2"/>
+      </w:pPr>
+      <w:r>
+        <w:t xml:space="preserve">Проверка доступа на клиенте</w:t>
+      </w:r>
+    </w:p>
+    <w:p>
+      <w:pPr>
+        <w:pStyle w:val="FirstParagraph"/>
+      </w:pPr>
+      <w:r>
+        <w:t xml:space="preserve">На клиенте под пользователем user попробуем создать файл в подмонтированном каталоге (рис.</w:t>
+      </w:r>
+      <w:r>
+        <w:t xml:space="preserve"> </w:t>
+      </w:r>
+      <w:r>
+        <w:t xml:space="preserve">@fig-22</w:t>
+      </w:r>
+      <w:r>
+        <w:t xml:space="preserve">):</w:t>
       </w:r>
     </w:p>
     <w:p>
       <w:pPr>
         <w:pStyle w:val="CaptionedFigure"/>
       </w:pPr>
-      <w:bookmarkStart w:id="62" w:name="fig-22"/>
+      <w:bookmarkStart w:id="84" w:name="fig-22"/>
       <w:r>
         <w:drawing>
           <wp:inline>
             <wp:extent cx="5334000" cy="1384788"/>
             <wp:effectExtent b="0" l="0" r="0" t="0"/>
-            <wp:docPr descr="Отправка письма через Evolution по SMTP over TLS" title="" id="1" name="Picture"/>
+            <wp:docPr descr="Проверка доступа к NFS на клиенте." title="" id="1" name="Picture"/>
             <a:graphic>
               <a:graphicData uri="http://schemas.openxmlformats.org/drawingml/2006/picture">
                 <pic:pic>
@@ -2598,7 +1914,7 @@
                     </pic:cNvPicPr>
                   </pic:nvPicPr>
                   <pic:blipFill>
-                    <a:blip r:embed="rId61"/>
+                    <a:blip r:embed="rId83"/>
                     <a:stretch>
                       <a:fillRect/>
                     </a:stretch>
@@ -2624,68 +1940,25 @@
           </wp:inline>
         </w:drawing>
       </w:r>
-      <w:bookmarkEnd w:id="62"/>
+      <w:bookmarkEnd w:id="84"/>
     </w:p>
     <w:p>
       <w:pPr>
         <w:pStyle w:val="ImageCaption"/>
       </w:pPr>
       <w:r>
-        <w:t xml:space="preserve">Отправка письма через Evolution по SMTP over TLS</w:t>
-      </w:r>
-    </w:p>
-    <w:p>
-      <w:pPr>
-        <w:pStyle w:val="BodyText"/>
-      </w:pPr>
-      <w:r>
-        <w:t xml:space="preserve">На сервере выполнена проверка почтового ящика командой</w:t>
-      </w:r>
-      <w:r>
-        <w:t xml:space="preserve"> </w:t>
-      </w:r>
-      <w:r>
-        <w:rPr>
-          <w:rStyle w:val="VerbatimChar"/>
-        </w:rPr>
-        <w:t xml:space="preserve">MAIL=~/Maildir/ mail</w:t>
-      </w:r>
-      <w:r>
-        <w:t xml:space="preserve">, где отображается сообщение с темой «test 5», что подтверждает корректную доставку письма через защищённое соединение SMTP over TLS (</w:t>
-      </w:r>
-      <w:r>
-        <w:t xml:space="preserve">[рис. @fig-23]</w:t>
-      </w:r>
-      <w:r>
-        <w:t xml:space="preserve">).</w:t>
-      </w:r>
-    </w:p>
-    <w:p>
-      <w:pPr>
-        <w:pStyle w:val="CaptionedFigure"/>
-      </w:pPr>
-      <w:bookmarkStart w:id="63" w:name="fig-23"/>
-      <w:r>
-        <w:t xml:space="preserve">Подтверждение доставки письма в Maildir</w:t>
-      </w:r>
-      <w:bookmarkEnd w:id="63"/>
-    </w:p>
-    <w:p>
-      <w:pPr>
-        <w:pStyle w:val="ImageCaption"/>
-      </w:pPr>
-      <w:r>
-        <w:t xml:space="preserve">Подтверждение доставки письма в Maildir</w:t>
-      </w:r>
-    </w:p>
-    <w:bookmarkEnd w:id="64"/>
-    <w:bookmarkStart w:id="68" w:name="Xa12217cbbfc9629abe680410cf62239d1e27f8e"/>
-    <w:p>
-      <w:pPr>
-        <w:pStyle w:val="Heading2"/>
-      </w:pPr>
-      <w:r>
-        <w:t xml:space="preserve">Внесение изменений в настройки внутреннего</w:t>
+        <w:t xml:space="preserve">Проверка доступа к NFS на клиенте.</w:t>
+      </w:r>
+    </w:p>
+    <w:bookmarkEnd w:id="85"/>
+    <w:bookmarkEnd w:id="86"/>
+    <w:bookmarkStart w:id="87" w:name="выводы"/>
+    <w:p>
+      <w:pPr>
+        <w:pStyle w:val="Heading1"/>
+      </w:pPr>
+      <w:r>
+        <w:t xml:space="preserve">Выводы</w:t>
       </w:r>
     </w:p>
     <w:p>
@@ -2693,23 +1966,38 @@
         <w:pStyle w:val="FirstParagraph"/>
       </w:pPr>
       <w:r>
-        <w:t xml:space="preserve">На виртуальной машине</w:t>
-      </w:r>
-      <w:r>
-        <w:t xml:space="preserve"> </w:t>
-      </w:r>
+        <w:t xml:space="preserve">В ходе выполнения лабораторной работы были приобретены навыки настройки сервера NFS для удалённого доступа к ресурсам.</w:t>
+      </w:r>
+    </w:p>
+    <w:bookmarkEnd w:id="87"/>
+    <w:bookmarkStart w:id="88" w:name="контрольные-вопросы"/>
+    <w:p>
+      <w:pPr>
+        <w:pStyle w:val="Heading1"/>
+      </w:pPr>
+      <w:r>
+        <w:t xml:space="preserve">Контрольные вопросы</w:t>
+      </w:r>
+    </w:p>
+    <w:p>
+      <w:pPr>
+        <w:numPr>
+          <w:ilvl w:val="0"/>
+          <w:numId w:val="1001"/>
+        </w:numPr>
+      </w:pPr>
       <w:r>
         <w:rPr>
           <w:bCs/>
           <w:b/>
         </w:rPr>
-        <w:t xml:space="preserve">server</w:t>
-      </w:r>
-      <w:r>
-        <w:t xml:space="preserve"> </w:t>
-      </w:r>
-      <w:r>
-        <w:t xml:space="preserve">выполнен переход в каталог</w:t>
+        <w:t xml:space="preserve">Как называется файл конфигурации, содержащий общие ресурсы NFS?</w:t>
+      </w:r>
+      <w:r>
+        <w:br/>
+      </w:r>
+      <w:r>
+        <w:t xml:space="preserve">Файл конфигурации, содержащий общие ресурсы NFS, называется</w:t>
       </w:r>
       <w:r>
         <w:t xml:space="preserve"> </w:t>
@@ -2718,609 +2006,10 @@
         <w:rPr>
           <w:rStyle w:val="VerbatimChar"/>
         </w:rPr>
-        <w:t xml:space="preserve">/vagrant/provision/server</w:t>
-      </w:r>
-      <w:r>
-        <w:t xml:space="preserve">, после чего конфигурационные файлы</w:t>
-      </w:r>
-      <w:r>
-        <w:t xml:space="preserve"> </w:t>
-      </w:r>
-      <w:r>
-        <w:rPr>
-          <w:rStyle w:val="VerbatimChar"/>
-        </w:rPr>
-        <w:t xml:space="preserve">dovecot.conf</w:t>
-      </w:r>
-      <w:r>
-        <w:t xml:space="preserve">,</w:t>
-      </w:r>
-      <w:r>
-        <w:t xml:space="preserve"> </w:t>
-      </w:r>
-      <w:r>
-        <w:rPr>
-          <w:rStyle w:val="VerbatimChar"/>
-        </w:rPr>
-        <w:t xml:space="preserve">10-master.conf</w:t>
-      </w:r>
-      <w:r>
-        <w:t xml:space="preserve">,</w:t>
-      </w:r>
-      <w:r>
-        <w:t xml:space="preserve"> </w:t>
-      </w:r>
-      <w:r>
-        <w:rPr>
-          <w:rStyle w:val="VerbatimChar"/>
-        </w:rPr>
-        <w:t xml:space="preserve">10-auth.conf</w:t>
-      </w:r>
-      <w:r>
-        <w:t xml:space="preserve">, а также</w:t>
-      </w:r>
-      <w:r>
-        <w:t xml:space="preserve"> </w:t>
-      </w:r>
-      <w:r>
-        <w:rPr>
-          <w:rStyle w:val="VerbatimChar"/>
-        </w:rPr>
-        <w:t xml:space="preserve">master.cf</w:t>
-      </w:r>
-      <w:r>
-        <w:t xml:space="preserve"> </w:t>
-      </w:r>
-      <w:r>
-        <w:t xml:space="preserve">Postfix скопированы в соответствующие подкаталоги</w:t>
-      </w:r>
-      <w:r>
-        <w:t xml:space="preserve"> </w:t>
-      </w:r>
-      <w:r>
-        <w:rPr>
-          <w:rStyle w:val="VerbatimChar"/>
-        </w:rPr>
-        <w:t xml:space="preserve">mail/etc/dovecot/</w:t>
-      </w:r>
-      <w:r>
-        <w:t xml:space="preserve"> </w:t>
-      </w:r>
-      <w:r>
-        <w:t xml:space="preserve">и</w:t>
-      </w:r>
-      <w:r>
-        <w:t xml:space="preserve"> </w:t>
-      </w:r>
-      <w:r>
-        <w:rPr>
-          <w:rStyle w:val="VerbatimChar"/>
-        </w:rPr>
-        <w:t xml:space="preserve">mail/etc/postfix/</w:t>
-      </w:r>
-      <w:r>
-        <w:t xml:space="preserve">. Это обеспечивает сохранение рабочей конфигурации служб для последующего автоматического развёртывания через provisioning (</w:t>
-      </w:r>
-      <w:r>
-        <w:t xml:space="preserve">[рис. @fig-24]</w:t>
-      </w:r>
-      <w:r>
-        <w:t xml:space="preserve">).</w:t>
-      </w:r>
-    </w:p>
-    <w:p>
-      <w:pPr>
-        <w:pStyle w:val="CaptionedFigure"/>
-      </w:pPr>
-      <w:bookmarkStart w:id="65" w:name="fig-24"/>
-      <w:r>
-        <w:t xml:space="preserve">Копирование конфигурационных файлов Dovecot и Postfix в каталог provision</w:t>
-      </w:r>
-      <w:bookmarkEnd w:id="65"/>
-    </w:p>
-    <w:p>
-      <w:pPr>
-        <w:pStyle w:val="ImageCaption"/>
-      </w:pPr>
-      <w:r>
-        <w:t xml:space="preserve">Копирование конфигурационных файлов Dovecot и Postfix в каталог provision</w:t>
-      </w:r>
-    </w:p>
-    <w:p>
-      <w:pPr>
-        <w:pStyle w:val="BodyText"/>
-      </w:pPr>
-      <w:r>
-        <w:t xml:space="preserve">В файл</w:t>
-      </w:r>
-      <w:r>
-        <w:t xml:space="preserve"> </w:t>
-      </w:r>
-      <w:r>
-        <w:rPr>
-          <w:rStyle w:val="VerbatimChar"/>
-        </w:rPr>
-        <w:t xml:space="preserve">/vagrant/provision/server/mail.sh</w:t>
-      </w:r>
-      <w:r>
-        <w:t xml:space="preserve"> </w:t>
-      </w:r>
-      <w:r>
-        <w:t xml:space="preserve">внесены изменения расширенной конфигурации SMTP-сервера: добавлена установка пакетов</w:t>
-      </w:r>
-      <w:r>
-        <w:t xml:space="preserve"> </w:t>
-      </w:r>
-      <w:r>
-        <w:rPr>
-          <w:rStyle w:val="VerbatimChar"/>
-        </w:rPr>
-        <w:t xml:space="preserve">postfix</w:t>
-      </w:r>
-      <w:r>
-        <w:t xml:space="preserve">,</w:t>
-      </w:r>
-      <w:r>
-        <w:t xml:space="preserve"> </w:t>
-      </w:r>
-      <w:r>
-        <w:rPr>
-          <w:rStyle w:val="VerbatimChar"/>
-        </w:rPr>
-        <w:t xml:space="preserve">dovecot</w:t>
-      </w:r>
-      <w:r>
-        <w:t xml:space="preserve">,</w:t>
-      </w:r>
-      <w:r>
-        <w:t xml:space="preserve"> </w:t>
-      </w:r>
-      <w:r>
-        <w:rPr>
-          <w:rStyle w:val="VerbatimChar"/>
-        </w:rPr>
-        <w:t xml:space="preserve">telnet</w:t>
-      </w:r>
-      <w:r>
-        <w:t xml:space="preserve">; копирование конфигурации в</w:t>
-      </w:r>
-      <w:r>
-        <w:t xml:space="preserve"> </w:t>
-      </w:r>
-      <w:r>
-        <w:rPr>
-          <w:rStyle w:val="VerbatimChar"/>
-        </w:rPr>
-        <w:t xml:space="preserve">/etc</w:t>
-      </w:r>
-      <w:r>
-        <w:t xml:space="preserve">; настройка firewall для служб</w:t>
-      </w:r>
-      <w:r>
-        <w:t xml:space="preserve"> </w:t>
-      </w:r>
-      <w:r>
-        <w:rPr>
-          <w:rStyle w:val="VerbatimChar"/>
-        </w:rPr>
-        <w:t xml:space="preserve">smtp</w:t>
-      </w:r>
-      <w:r>
-        <w:t xml:space="preserve">,</w:t>
-      </w:r>
-      <w:r>
-        <w:t xml:space="preserve"> </w:t>
-      </w:r>
-      <w:r>
-        <w:rPr>
-          <w:rStyle w:val="VerbatimChar"/>
-        </w:rPr>
-        <w:t xml:space="preserve">pop3</w:t>
-      </w:r>
-      <w:r>
-        <w:t xml:space="preserve">,</w:t>
-      </w:r>
-      <w:r>
-        <w:t xml:space="preserve"> </w:t>
-      </w:r>
-      <w:r>
-        <w:rPr>
-          <w:rStyle w:val="VerbatimChar"/>
-        </w:rPr>
-        <w:t xml:space="preserve">pop3s</w:t>
-      </w:r>
-      <w:r>
-        <w:t xml:space="preserve">,</w:t>
-      </w:r>
-      <w:r>
-        <w:t xml:space="preserve"> </w:t>
-      </w:r>
-      <w:r>
-        <w:rPr>
-          <w:rStyle w:val="VerbatimChar"/>
-        </w:rPr>
-        <w:t xml:space="preserve">imap</w:t>
-      </w:r>
-      <w:r>
-        <w:t xml:space="preserve">,</w:t>
-      </w:r>
-      <w:r>
-        <w:t xml:space="preserve"> </w:t>
-      </w:r>
-      <w:r>
-        <w:rPr>
-          <w:rStyle w:val="VerbatimChar"/>
-        </w:rPr>
-        <w:t xml:space="preserve">imaps</w:t>
-      </w:r>
-      <w:r>
-        <w:t xml:space="preserve">,</w:t>
-      </w:r>
-      <w:r>
-        <w:t xml:space="preserve"> </w:t>
-      </w:r>
-      <w:r>
-        <w:rPr>
-          <w:rStyle w:val="VerbatimChar"/>
-        </w:rPr>
-        <w:t xml:space="preserve">smtp-submission</w:t>
-      </w:r>
-      <w:r>
-        <w:t xml:space="preserve">; параметры Postfix (</w:t>
-      </w:r>
-      <w:r>
-        <w:rPr>
-          <w:rStyle w:val="VerbatimChar"/>
-        </w:rPr>
-        <w:t xml:space="preserve">mydomain</w:t>
-      </w:r>
-      <w:r>
-        <w:t xml:space="preserve">,</w:t>
-      </w:r>
-      <w:r>
-        <w:t xml:space="preserve"> </w:t>
-      </w:r>
-      <w:r>
-        <w:rPr>
-          <w:rStyle w:val="VerbatimChar"/>
-        </w:rPr>
-        <w:t xml:space="preserve">myorigin</w:t>
-      </w:r>
-      <w:r>
-        <w:t xml:space="preserve">,</w:t>
-      </w:r>
-      <w:r>
-        <w:t xml:space="preserve"> </w:t>
-      </w:r>
-      <w:r>
-        <w:rPr>
-          <w:rStyle w:val="VerbatimChar"/>
-        </w:rPr>
-        <w:t xml:space="preserve">inet_protocols</w:t>
-      </w:r>
-      <w:r>
-        <w:t xml:space="preserve">,</w:t>
-      </w:r>
-      <w:r>
-        <w:t xml:space="preserve"> </w:t>
-      </w:r>
-      <w:r>
-        <w:rPr>
-          <w:rStyle w:val="VerbatimChar"/>
-        </w:rPr>
-        <w:t xml:space="preserve">inet_interfaces</w:t>
-      </w:r>
-      <w:r>
-        <w:t xml:space="preserve">,</w:t>
-      </w:r>
-      <w:r>
-        <w:t xml:space="preserve"> </w:t>
-      </w:r>
-      <w:r>
-        <w:rPr>
-          <w:rStyle w:val="VerbatimChar"/>
-        </w:rPr>
-        <w:t xml:space="preserve">mydestination</w:t>
-      </w:r>
-      <w:r>
-        <w:t xml:space="preserve">); поддержка Maildir (</w:t>
-      </w:r>
-      <w:r>
-        <w:rPr>
-          <w:rStyle w:val="VerbatimChar"/>
-        </w:rPr>
-        <w:t xml:space="preserve">home_mailbox = Maildir/</w:t>
-      </w:r>
-      <w:r>
-        <w:t xml:space="preserve">); SASL-аутентификация через Dovecot (</w:t>
-      </w:r>
-      <w:r>
-        <w:rPr>
-          <w:rStyle w:val="VerbatimChar"/>
-        </w:rPr>
-        <w:t xml:space="preserve">smtpd_sasl_type</w:t>
-      </w:r>
-      <w:r>
-        <w:t xml:space="preserve">,</w:t>
-      </w:r>
-      <w:r>
-        <w:t xml:space="preserve"> </w:t>
-      </w:r>
-      <w:r>
-        <w:rPr>
-          <w:rStyle w:val="VerbatimChar"/>
-        </w:rPr>
-        <w:t xml:space="preserve">smtpd_sasl_path</w:t>
-      </w:r>
-      <w:r>
-        <w:t xml:space="preserve">); ограничения</w:t>
-      </w:r>
-      <w:r>
-        <w:t xml:space="preserve"> </w:t>
-      </w:r>
-      <w:r>
-        <w:rPr>
-          <w:rStyle w:val="VerbatimChar"/>
-        </w:rPr>
-        <w:t xml:space="preserve">smtpd_recipient_restrictions</w:t>
-      </w:r>
-      <w:r>
-        <w:t xml:space="preserve">; параметр</w:t>
-      </w:r>
-      <w:r>
-        <w:t xml:space="preserve"> </w:t>
-      </w:r>
-      <w:r>
-        <w:rPr>
-          <w:rStyle w:val="VerbatimChar"/>
-        </w:rPr>
-        <w:t xml:space="preserve">mynetworks</w:t>
-      </w:r>
-      <w:r>
-        <w:t xml:space="preserve">; а также конфигурация SMTP over TLS с указанием сертификата, ключа и уровня безопасности. В конце скрипта выполняются</w:t>
-      </w:r>
-      <w:r>
-        <w:t xml:space="preserve"> </w:t>
-      </w:r>
-      <w:r>
-        <w:rPr>
-          <w:rStyle w:val="VerbatimChar"/>
-        </w:rPr>
-        <w:t xml:space="preserve">postfix set-permissions</w:t>
-      </w:r>
-      <w:r>
-        <w:t xml:space="preserve">,</w:t>
-      </w:r>
-      <w:r>
-        <w:t xml:space="preserve"> </w:t>
-      </w:r>
-      <w:r>
-        <w:rPr>
-          <w:rStyle w:val="VerbatimChar"/>
-        </w:rPr>
-        <w:t xml:space="preserve">restorecon</w:t>
-      </w:r>
-      <w:r>
-        <w:t xml:space="preserve">, перезапуск служб Postfix и Dovecot (</w:t>
-      </w:r>
-      <w:r>
-        <w:t xml:space="preserve">[рис. @fig-25]</w:t>
-      </w:r>
-      <w:r>
-        <w:t xml:space="preserve">).</w:t>
-      </w:r>
-    </w:p>
-    <w:p>
-      <w:pPr>
-        <w:pStyle w:val="CaptionedFigure"/>
-      </w:pPr>
-      <w:bookmarkStart w:id="66" w:name="fig-25"/>
-      <w:r>
-        <w:t xml:space="preserve">Расширенная конфигурация SMTP-сервера в mail.sh (server)</w:t>
-      </w:r>
-      <w:bookmarkEnd w:id="66"/>
-    </w:p>
-    <w:p>
-      <w:pPr>
-        <w:pStyle w:val="ImageCaption"/>
-      </w:pPr>
-      <w:r>
-        <w:t xml:space="preserve">Расширенная конфигурация SMTP-сервера в mail.sh (server)</w:t>
-      </w:r>
-    </w:p>
-    <w:p>
-      <w:pPr>
-        <w:pStyle w:val="BodyText"/>
-      </w:pPr>
-      <w:r>
-        <w:t xml:space="preserve">В файл</w:t>
-      </w:r>
-      <w:r>
-        <w:t xml:space="preserve"> </w:t>
-      </w:r>
-      <w:r>
-        <w:rPr>
-          <w:rStyle w:val="VerbatimChar"/>
-        </w:rPr>
-        <w:t xml:space="preserve">/vagrant/provision/client/mail.sh</w:t>
-      </w:r>
-      <w:r>
-        <w:t xml:space="preserve"> </w:t>
-      </w:r>
-      <w:r>
-        <w:t xml:space="preserve">добавлена установка пакета</w:t>
-      </w:r>
-      <w:r>
-        <w:t xml:space="preserve"> </w:t>
-      </w:r>
-      <w:r>
-        <w:rPr>
-          <w:rStyle w:val="VerbatimChar"/>
-        </w:rPr>
-        <w:t xml:space="preserve">telnet</w:t>
-      </w:r>
-      <w:r>
-        <w:t xml:space="preserve"> </w:t>
-      </w:r>
-      <w:r>
-        <w:t xml:space="preserve">командой</w:t>
-      </w:r>
-      <w:r>
-        <w:t xml:space="preserve"> </w:t>
-      </w:r>
-      <w:r>
-        <w:rPr>
-          <w:rStyle w:val="VerbatimChar"/>
-        </w:rPr>
-        <w:t xml:space="preserve">dnf -y install telnet</w:t>
-      </w:r>
-      <w:r>
-        <w:t xml:space="preserve">, что обеспечивает возможность тестирования SMTP-соединения с клиента в процессе автоматической настройки виртуальной машины (</w:t>
-      </w:r>
-      <w:r>
-        <w:t xml:space="preserve">[рис. @fig-26]</w:t>
-      </w:r>
-      <w:r>
-        <w:t xml:space="preserve">).</w:t>
-      </w:r>
-    </w:p>
-    <w:p>
-      <w:pPr>
-        <w:pStyle w:val="CaptionedFigure"/>
-      </w:pPr>
-      <w:bookmarkStart w:id="67" w:name="fig-26"/>
-      <w:r>
-        <w:t xml:space="preserve">Добавление установки telnet в mail.sh (client)</w:t>
-      </w:r>
-      <w:bookmarkEnd w:id="67"/>
-    </w:p>
-    <w:p>
-      <w:pPr>
-        <w:pStyle w:val="ImageCaption"/>
-      </w:pPr>
-      <w:r>
-        <w:t xml:space="preserve">Добавление установки telnet в mail.sh (client)</w:t>
-      </w:r>
-    </w:p>
-    <w:bookmarkEnd w:id="68"/>
-    <w:bookmarkEnd w:id="69"/>
-    <w:bookmarkStart w:id="70" w:name="выводы"/>
-    <w:p>
-      <w:pPr>
-        <w:pStyle w:val="Heading1"/>
-      </w:pPr>
-      <w:r>
-        <w:t xml:space="preserve">Выводы</w:t>
-      </w:r>
-    </w:p>
-    <w:p>
-      <w:pPr>
-        <w:pStyle w:val="FirstParagraph"/>
-      </w:pPr>
-      <w:r>
-        <w:t xml:space="preserve">В ходе работы выполнена комплексная настройка почтового сервера на базе Postfix и Dovecot с поддержкой LMTP, SASL-аутентификации и SMTP over TLS.</w:t>
-      </w:r>
-    </w:p>
-    <w:p>
-      <w:pPr>
-        <w:pStyle w:val="BodyText"/>
-      </w:pPr>
-      <w:r>
-        <w:t xml:space="preserve">Реализована доставка почты через LMTP-сокет Dovecot, что обеспечило корректную интеграцию MTA и MDA. Настроена SASL-аутентификация через Dovecot, исключающая несанкционированное использование сервера в качестве SMTP-relay. Ограничения</w:t>
-      </w:r>
-      <w:r>
-        <w:t xml:space="preserve"> </w:t>
-      </w:r>
-      <w:r>
-        <w:rPr>
-          <w:rStyle w:val="VerbatimChar"/>
-        </w:rPr>
-        <w:t xml:space="preserve">smtpd_recipient_restrictions</w:t>
-      </w:r>
-      <w:r>
-        <w:t xml:space="preserve"> </w:t>
-      </w:r>
-      <w:r>
-        <w:t xml:space="preserve">и параметр</w:t>
-      </w:r>
-      <w:r>
-        <w:t xml:space="preserve"> </w:t>
-      </w:r>
-      <w:r>
-        <w:rPr>
-          <w:rStyle w:val="VerbatimChar"/>
-        </w:rPr>
-        <w:t xml:space="preserve">mynetworks</w:t>
-      </w:r>
-      <w:r>
-        <w:t xml:space="preserve"> </w:t>
-      </w:r>
-      <w:r>
-        <w:t xml:space="preserve">обеспечили контроль приёма сообщений.</w:t>
-      </w:r>
-    </w:p>
-    <w:p>
-      <w:pPr>
-        <w:pStyle w:val="BodyText"/>
-      </w:pPr>
-      <w:r>
-        <w:t xml:space="preserve">Настроена поддержка TLS с использованием сертификата Dovecot и реализован сервис submission (порт 587) с обязательным шифрованием и аутентификацией. Проверка через</w:t>
-      </w:r>
-      <w:r>
-        <w:t xml:space="preserve"> </w:t>
-      </w:r>
-      <w:r>
-        <w:rPr>
-          <w:rStyle w:val="VerbatimChar"/>
-        </w:rPr>
-        <w:t xml:space="preserve">openssl</w:t>
-      </w:r>
-      <w:r>
-        <w:t xml:space="preserve"> </w:t>
-      </w:r>
-      <w:r>
-        <w:t xml:space="preserve">и</w:t>
-      </w:r>
-      <w:r>
-        <w:t xml:space="preserve"> </w:t>
-      </w:r>
-      <w:r>
-        <w:rPr>
-          <w:rStyle w:val="VerbatimChar"/>
-        </w:rPr>
-        <w:t xml:space="preserve">AUTH PLAIN</w:t>
-      </w:r>
-      <w:r>
-        <w:t xml:space="preserve"> </w:t>
-      </w:r>
-      <w:r>
-        <w:t xml:space="preserve">подтвердила успешное установление защищённого соединения.</w:t>
-      </w:r>
-    </w:p>
-    <w:p>
-      <w:pPr>
-        <w:pStyle w:val="BodyText"/>
-      </w:pPr>
-      <w:r>
-        <w:t xml:space="preserve">Отправка сообщений через telnet и почтовый клиент Evolution показала корректную работу SMTP over TLS и доставку писем в Maildir пользователя.</w:t>
-      </w:r>
-    </w:p>
-    <w:p>
-      <w:pPr>
-        <w:pStyle w:val="BodyText"/>
-      </w:pPr>
-      <w:r>
-        <w:t xml:space="preserve">Конфигурация интегрирована в механизм provisioning виртуальной машины, что обеспечивает воспроизводимость настройки внутреннего окружения.</w:t>
-      </w:r>
-    </w:p>
-    <w:bookmarkEnd w:id="70"/>
-    <w:bookmarkStart w:id="71" w:name="контрольные-вопросы"/>
-    <w:p>
-      <w:pPr>
-        <w:pStyle w:val="Heading1"/>
-      </w:pPr>
-      <w:r>
-        <w:t xml:space="preserve">Контрольные вопросы</w:t>
+        <w:t xml:space="preserve">/etc/exports</w:t>
+      </w:r>
+      <w:r>
+        <w:t xml:space="preserve">. В этом файле определяются каталоги, которые будут доступны для общего использования через NFS.</w:t>
       </w:r>
     </w:p>
     <w:p>
@@ -3329,102 +2018,91 @@
           <w:ilvl w:val="0"/>
           <w:numId w:val="1001"/>
         </w:numPr>
-        <w:pStyle w:val="Compact"/>
-      </w:pPr>
-      <w:r>
-        <w:t xml:space="preserve">Приведите пример задания формата аутентификации пользователя в</w:t>
-      </w:r>
-      <w:r>
-        <w:t xml:space="preserve"> </w:t>
-      </w:r>
-      <w:r>
-        <w:t xml:space="preserve">Dovecot в форме логина с указанием домена.</w:t>
+      </w:pPr>
+      <w:r>
+        <w:rPr>
+          <w:bCs/>
+          <w:b/>
+        </w:rPr>
+        <w:t xml:space="preserve">Какие порты должны быть открыты в брандмауэре, чтобы обеспечить полный доступ к серверу NFS?</w:t>
+      </w:r>
+      <w:r>
+        <w:br/>
+      </w:r>
+      <w:r>
+        <w:t xml:space="preserve">Для обеспечения полного доступа к серверу NFS, обычно открываются следующие порты:</w:t>
       </w:r>
     </w:p>
     <w:p>
       <w:pPr>
         <w:numPr>
-          <w:ilvl w:val="0"/>
+          <w:ilvl w:val="1"/>
           <w:numId w:val="1002"/>
         </w:numPr>
         <w:pStyle w:val="Compact"/>
       </w:pPr>
       <w:r>
+        <w:t xml:space="preserve">TCP и UDP порт 2049: Основной порт для NFS.</w:t>
+      </w:r>
+    </w:p>
+    <w:p>
+      <w:pPr>
+        <w:numPr>
+          <w:ilvl w:val="1"/>
+          <w:numId w:val="1002"/>
+        </w:numPr>
+        <w:pStyle w:val="Compact"/>
+      </w:pPr>
+      <w:r>
+        <w:t xml:space="preserve">TCP и UDP порт 111: Порт для службы rpcbind.</w:t>
+      </w:r>
+    </w:p>
+    <w:p>
+      <w:pPr>
+        <w:numPr>
+          <w:ilvl w:val="1"/>
+          <w:numId w:val="1002"/>
+        </w:numPr>
+        <w:pStyle w:val="Compact"/>
+      </w:pPr>
+      <w:r>
+        <w:t xml:space="preserve">Порты для динамически выделяемых портов (обычно в диапазоне 32768-32779), используемых NFS для передачи данных.</w:t>
+      </w:r>
+    </w:p>
+    <w:p>
+      <w:pPr>
+        <w:numPr>
+          <w:ilvl w:val="0"/>
+          <w:numId w:val="1001"/>
+        </w:numPr>
+      </w:pPr>
+      <w:r>
+        <w:rPr>
+          <w:bCs/>
+          <w:b/>
+        </w:rPr>
+        <w:t xml:space="preserve">Какую опцию следует использовать в /etc/fstab, чтобы убедиться, что общие ресурсы NFS могут быть установлены автоматически при перезагрузке?</w:t>
+      </w:r>
+      <w:r>
+        <w:br/>
+      </w:r>
+      <w:r>
+        <w:t xml:space="preserve">Для автоматической установки общих ресурсов NFS при загрузке системы, в файле /etc/fstab следует использовать опцию</w:t>
+      </w:r>
+      <w:r>
+        <w:t xml:space="preserve"> </w:t>
+      </w:r>
+      <w:r>
         <w:rPr>
           <w:rStyle w:val="VerbatimChar"/>
         </w:rPr>
-        <w:t xml:space="preserve">auth_username_format = %Lu@%d</w:t>
-      </w:r>
-    </w:p>
-    <w:p>
-      <w:pPr>
-        <w:numPr>
-          <w:ilvl w:val="0"/>
-          <w:numId w:val="1003"/>
-        </w:numPr>
-        <w:pStyle w:val="Compact"/>
-      </w:pPr>
-      <w:r>
-        <w:t xml:space="preserve">Какие функции выполняет почтовый Relay-сервер?</w:t>
-      </w:r>
-    </w:p>
-    <w:p>
-      <w:pPr>
-        <w:numPr>
-          <w:ilvl w:val="0"/>
-          <w:numId w:val="1004"/>
-        </w:numPr>
-        <w:pStyle w:val="Compact"/>
-      </w:pPr>
-      <w:r>
-        <w:t xml:space="preserve">Почтовый Relay-сервер выполняет функции пересылки почты от одного</w:t>
-      </w:r>
-      <w:r>
-        <w:t xml:space="preserve"> </w:t>
-      </w:r>
-      <w:r>
-        <w:t xml:space="preserve">почтового сервера к другому, облегчая маршрутизацию электронных сообщений между различными почтовыми системами.</w:t>
-      </w:r>
-    </w:p>
-    <w:p>
-      <w:pPr>
-        <w:numPr>
-          <w:ilvl w:val="0"/>
-          <w:numId w:val="1005"/>
-        </w:numPr>
-        <w:pStyle w:val="Compact"/>
-      </w:pPr>
-      <w:r>
-        <w:t xml:space="preserve">Какие угрозы безопасности могут возникнуть в случае настройки почтового</w:t>
-      </w:r>
-      <w:r>
-        <w:t xml:space="preserve"> </w:t>
-      </w:r>
-      <w:r>
-        <w:t xml:space="preserve">сервера как Relay-сервера?</w:t>
-      </w:r>
-    </w:p>
-    <w:p>
-      <w:pPr>
-        <w:pStyle w:val="FirstParagraph"/>
-      </w:pPr>
-      <w:r>
-        <w:t xml:space="preserve">Угрозы безопасности, связанные с настройкой почтового сервера как Relay-сервера, могут включать рассылку нежелательной почты (спам), перехват и</w:t>
-      </w:r>
-      <w:r>
-        <w:t xml:space="preserve"> </w:t>
-      </w:r>
-      <w:r>
-        <w:t xml:space="preserve">изменение электронных сообщений, а также использование сервера для</w:t>
-      </w:r>
-      <w:r>
-        <w:t xml:space="preserve"> </w:t>
-      </w:r>
-      <w:r>
-        <w:t xml:space="preserve">ретрансляции вредоносных сообщений.</w:t>
-      </w:r>
-    </w:p>
-    <w:bookmarkEnd w:id="71"/>
+        <w:t xml:space="preserve">auto</w:t>
+      </w:r>
+      <w:r>
+        <w:t xml:space="preserve">. Пример строки:</w:t>
+      </w:r>
+    </w:p>
+    <w:bookmarkEnd w:id="88"/>
     <w:sectPr/>
   </w:body>
 </w:document>
@@ -3686,176 +2364,6 @@
     <w:lvl w:ilvl="8">
       <w:numFmt w:val="bullet"/>
       <w:lvlText w:val="•"/>
-      <w:lvlJc w:val="left"/>
-      <w:pPr>
-        <w:ind w:left="6480" w:hanging="480"/>
-      </w:pPr>
-    </w:lvl>
-  </w:abstractNum>
-  <w:abstractNum w:abstractNumId="99412">
-    <w:nsid w:val="A99412"/>
-    <w:multiLevelType w:val="multilevel"/>
-    <w:lvl w:ilvl="0">
-      <w:start w:val="2"/>
-      <w:numFmt w:val="decimal"/>
-      <w:lvlText w:val="%1."/>
-      <w:lvlJc w:val="left"/>
-      <w:pPr>
-        <w:ind w:left="720" w:hanging="480"/>
-      </w:pPr>
-    </w:lvl>
-    <w:lvl w:ilvl="1">
-      <w:start w:val="2"/>
-      <w:numFmt w:val="decimal"/>
-      <w:lvlText w:val="%2."/>
-      <w:lvlJc w:val="left"/>
-      <w:pPr>
-        <w:ind w:left="1440" w:hanging="480"/>
-      </w:pPr>
-    </w:lvl>
-    <w:lvl w:ilvl="2">
-      <w:start w:val="2"/>
-      <w:numFmt w:val="decimal"/>
-      <w:lvlText w:val="%3."/>
-      <w:lvlJc w:val="left"/>
-      <w:pPr>
-        <w:ind w:left="2160" w:hanging="480"/>
-      </w:pPr>
-    </w:lvl>
-    <w:lvl w:ilvl="3">
-      <w:start w:val="2"/>
-      <w:numFmt w:val="decimal"/>
-      <w:lvlText w:val="%4."/>
-      <w:lvlJc w:val="left"/>
-      <w:pPr>
-        <w:ind w:left="2880" w:hanging="480"/>
-      </w:pPr>
-    </w:lvl>
-    <w:lvl w:ilvl="4">
-      <w:start w:val="2"/>
-      <w:numFmt w:val="decimal"/>
-      <w:lvlText w:val="%5."/>
-      <w:lvlJc w:val="left"/>
-      <w:pPr>
-        <w:ind w:left="3600" w:hanging="480"/>
-      </w:pPr>
-    </w:lvl>
-    <w:lvl w:ilvl="5">
-      <w:start w:val="2"/>
-      <w:numFmt w:val="decimal"/>
-      <w:lvlText w:val="%6."/>
-      <w:lvlJc w:val="left"/>
-      <w:pPr>
-        <w:ind w:left="4320" w:hanging="480"/>
-      </w:pPr>
-    </w:lvl>
-    <w:lvl w:ilvl="6">
-      <w:start w:val="2"/>
-      <w:numFmt w:val="decimal"/>
-      <w:lvlText w:val="%7."/>
-      <w:lvlJc w:val="left"/>
-      <w:pPr>
-        <w:ind w:left="5040" w:hanging="480"/>
-      </w:pPr>
-    </w:lvl>
-    <w:lvl w:ilvl="7">
-      <w:start w:val="2"/>
-      <w:numFmt w:val="decimal"/>
-      <w:lvlText w:val="%8."/>
-      <w:lvlJc w:val="left"/>
-      <w:pPr>
-        <w:ind w:left="5760" w:hanging="480"/>
-      </w:pPr>
-    </w:lvl>
-    <w:lvl w:ilvl="8">
-      <w:start w:val="2"/>
-      <w:numFmt w:val="decimal"/>
-      <w:lvlText w:val="%9."/>
-      <w:lvlJc w:val="left"/>
-      <w:pPr>
-        <w:ind w:left="6480" w:hanging="480"/>
-      </w:pPr>
-    </w:lvl>
-  </w:abstractNum>
-  <w:abstractNum w:abstractNumId="99413">
-    <w:nsid w:val="A99413"/>
-    <w:multiLevelType w:val="multilevel"/>
-    <w:lvl w:ilvl="0">
-      <w:start w:val="3"/>
-      <w:numFmt w:val="decimal"/>
-      <w:lvlText w:val="%1."/>
-      <w:lvlJc w:val="left"/>
-      <w:pPr>
-        <w:ind w:left="720" w:hanging="480"/>
-      </w:pPr>
-    </w:lvl>
-    <w:lvl w:ilvl="1">
-      <w:start w:val="3"/>
-      <w:numFmt w:val="decimal"/>
-      <w:lvlText w:val="%2."/>
-      <w:lvlJc w:val="left"/>
-      <w:pPr>
-        <w:ind w:left="1440" w:hanging="480"/>
-      </w:pPr>
-    </w:lvl>
-    <w:lvl w:ilvl="2">
-      <w:start w:val="3"/>
-      <w:numFmt w:val="decimal"/>
-      <w:lvlText w:val="%3."/>
-      <w:lvlJc w:val="left"/>
-      <w:pPr>
-        <w:ind w:left="2160" w:hanging="480"/>
-      </w:pPr>
-    </w:lvl>
-    <w:lvl w:ilvl="3">
-      <w:start w:val="3"/>
-      <w:numFmt w:val="decimal"/>
-      <w:lvlText w:val="%4."/>
-      <w:lvlJc w:val="left"/>
-      <w:pPr>
-        <w:ind w:left="2880" w:hanging="480"/>
-      </w:pPr>
-    </w:lvl>
-    <w:lvl w:ilvl="4">
-      <w:start w:val="3"/>
-      <w:numFmt w:val="decimal"/>
-      <w:lvlText w:val="%5."/>
-      <w:lvlJc w:val="left"/>
-      <w:pPr>
-        <w:ind w:left="3600" w:hanging="480"/>
-      </w:pPr>
-    </w:lvl>
-    <w:lvl w:ilvl="5">
-      <w:start w:val="3"/>
-      <w:numFmt w:val="decimal"/>
-      <w:lvlText w:val="%6."/>
-      <w:lvlJc w:val="left"/>
-      <w:pPr>
-        <w:ind w:left="4320" w:hanging="480"/>
-      </w:pPr>
-    </w:lvl>
-    <w:lvl w:ilvl="6">
-      <w:start w:val="3"/>
-      <w:numFmt w:val="decimal"/>
-      <w:lvlText w:val="%7."/>
-      <w:lvlJc w:val="left"/>
-      <w:pPr>
-        <w:ind w:left="5040" w:hanging="480"/>
-      </w:pPr>
-    </w:lvl>
-    <w:lvl w:ilvl="7">
-      <w:start w:val="3"/>
-      <w:numFmt w:val="decimal"/>
-      <w:lvlText w:val="%8."/>
-      <w:lvlJc w:val="left"/>
-      <w:pPr>
-        <w:ind w:left="5760" w:hanging="480"/>
-      </w:pPr>
-    </w:lvl>
-    <w:lvl w:ilvl="8">
-      <w:start w:val="3"/>
-      <w:numFmt w:val="decimal"/>
-      <w:lvlText w:val="%9."/>
       <w:lvlJc w:val="left"/>
       <w:pPr>
         <w:ind w:left="6480" w:hanging="480"/>
@@ -3897,69 +2405,6 @@
   </w:num>
   <w:num w:numId="1002">
     <w:abstractNumId w:val="991"/>
-  </w:num>
-  <w:num w:numId="1003">
-    <w:abstractNumId w:val="99412"/>
-    <w:lvlOverride w:ilvl="0">
-      <w:startOverride w:val="2"/>
-    </w:lvlOverride>
-    <w:lvlOverride w:ilvl="1">
-      <w:startOverride w:val="2"/>
-    </w:lvlOverride>
-    <w:lvlOverride w:ilvl="2">
-      <w:startOverride w:val="2"/>
-    </w:lvlOverride>
-    <w:lvlOverride w:ilvl="3">
-      <w:startOverride w:val="2"/>
-    </w:lvlOverride>
-    <w:lvlOverride w:ilvl="4">
-      <w:startOverride w:val="2"/>
-    </w:lvlOverride>
-    <w:lvlOverride w:ilvl="5">
-      <w:startOverride w:val="2"/>
-    </w:lvlOverride>
-    <w:lvlOverride w:ilvl="6">
-      <w:startOverride w:val="2"/>
-    </w:lvlOverride>
-    <w:lvlOverride w:ilvl="7">
-      <w:startOverride w:val="2"/>
-    </w:lvlOverride>
-    <w:lvlOverride w:ilvl="8">
-      <w:startOverride w:val="2"/>
-    </w:lvlOverride>
-  </w:num>
-  <w:num w:numId="1004">
-    <w:abstractNumId w:val="991"/>
-  </w:num>
-  <w:num w:numId="1005">
-    <w:abstractNumId w:val="99413"/>
-    <w:lvlOverride w:ilvl="0">
-      <w:startOverride w:val="3"/>
-    </w:lvlOverride>
-    <w:lvlOverride w:ilvl="1">
-      <w:startOverride w:val="3"/>
-    </w:lvlOverride>
-    <w:lvlOverride w:ilvl="2">
-      <w:startOverride w:val="3"/>
-    </w:lvlOverride>
-    <w:lvlOverride w:ilvl="3">
-      <w:startOverride w:val="3"/>
-    </w:lvlOverride>
-    <w:lvlOverride w:ilvl="4">
-      <w:startOverride w:val="3"/>
-    </w:lvlOverride>
-    <w:lvlOverride w:ilvl="5">
-      <w:startOverride w:val="3"/>
-    </w:lvlOverride>
-    <w:lvlOverride w:ilvl="6">
-      <w:startOverride w:val="3"/>
-    </w:lvlOverride>
-    <w:lvlOverride w:ilvl="7">
-      <w:startOverride w:val="3"/>
-    </w:lvlOverride>
-    <w:lvlOverride w:ilvl="8">
-      <w:startOverride w:val="3"/>
-    </w:lvlOverride>
   </w:num>
 </w:numbering>
 </file>
